--- a/ind/docx/53.content.docx
+++ b/ind/docx/53.content.docx
@@ -19,7 +19,7 @@
         <w:rPr>
           <w:lang w:val="id_ID" w:bidi="id_ID"/>
         </w:rPr>
-        <w:t>Resource: Tyndale Open Study Notes</w:t>
+        <w:t>Resource: Aquifer Open Study Notes</w:t>
       </w:r>
       <w:r>
         <w:rPr>
@@ -112,7 +112,7 @@
         <w:rPr>
           <w:lang w:val="id_ID" w:bidi="id_ID"/>
         </w:rPr>
-        <w:t>Tyndale Open Study Notes</w:t>
+        <w:t>Aquifer Open Study Notes</w:t>
       </w:r>
     </w:p>
     <w:p>

--- a/ind/docx/53.content.docx
+++ b/ind/docx/53.content.docx
@@ -307,54 +307,36 @@
         </w:rPr>
         <w:t>Allah Bapa kita dan Tuhan Yesus Kristus adalah dua pribadi yang setara sebagai sumber kasih karunia dan damai sejahtera. Pengharapan jemaat Tesalonika bergantung pada kasih karunia Allah (</w:t>
       </w:r>
-      <w:hyperlink r:id="rId13">
-        <w:r>
-          <w:rPr>
-            <w:lang w:val="id_ID" w:bidi="id_ID"/>
-          </w:rPr>
-          <w:rPr>
-            <w:color w:val="0000EE"/>
-            <w:u w:val="single"/>
-          </w:rPr>
-          <w:t>Tes. 2:162</w:t>
-        </w:r>
-      </w:hyperlink>
+      <w:r>
+        <w:rPr>
+          <w:lang w:val="id_ID" w:bidi="id_ID"/>
+        </w:rPr>
+        <w:t>Tes. 2:162</w:t>
+      </w:r>
       <w:r>
         <w:rPr>
           <w:lang w:val="id_ID" w:bidi="id_ID"/>
         </w:rPr>
         <w:t>), bahkan dalam penganiayaan, mereka dapat merasakan damai sejahtera yang diberikan Allah (</w:t>
       </w:r>
-      <w:hyperlink r:id="rId14">
-        <w:r>
-          <w:rPr>
-            <w:lang w:val="id_ID" w:bidi="id_ID"/>
-          </w:rPr>
-          <w:rPr>
-            <w:color w:val="0000EE"/>
-            <w:u w:val="single"/>
-          </w:rPr>
-          <w:t>2Tes.</w:t>
-        </w:r>
-      </w:hyperlink>
+      <w:r>
+        <w:rPr>
+          <w:lang w:val="id_ID" w:bidi="id_ID"/>
+        </w:rPr>
+        <w:t>2Tes.</w:t>
+      </w:r>
       <w:r>
         <w:rPr>
           <w:lang w:val="id_ID" w:bidi="id_ID"/>
         </w:rPr>
         <w:t xml:space="preserve"> </w:t>
       </w:r>
-      <w:hyperlink r:id="rId14">
-        <w:r>
-          <w:rPr>
-            <w:lang w:val="id_ID" w:bidi="id_ID"/>
-          </w:rPr>
-          <w:rPr>
-            <w:color w:val="0000EE"/>
-            <w:u w:val="single"/>
-          </w:rPr>
-          <w:t>3:16</w:t>
-        </w:r>
-      </w:hyperlink>
+      <w:r>
+        <w:rPr>
+          <w:lang w:val="id_ID" w:bidi="id_ID"/>
+        </w:rPr>
+        <w:t>3:16</w:t>
+      </w:r>
       <w:r>
         <w:rPr>
           <w:lang w:val="id_ID" w:bidi="id_ID"/>
@@ -448,108 +430,72 @@
         </w:rPr>
         <w:t xml:space="preserve"> dan "ketekunan" jemaat Tesalonika (</w:t>
       </w:r>
-      <w:hyperlink r:id="rId15">
-        <w:r>
-          <w:rPr>
-            <w:lang w:val="id_ID" w:bidi="id_ID"/>
-          </w:rPr>
-          <w:rPr>
-            <w:color w:val="0000EE"/>
-            <w:u w:val="single"/>
-          </w:rPr>
-          <w:t>2Tes. 1:4</w:t>
-        </w:r>
-      </w:hyperlink>
+      <w:r>
+        <w:rPr>
+          <w:lang w:val="id_ID" w:bidi="id_ID"/>
+        </w:rPr>
+        <w:t>2Tes. 1:4</w:t>
+      </w:r>
       <w:r>
         <w:rPr>
           <w:lang w:val="id_ID" w:bidi="id_ID"/>
         </w:rPr>
         <w:t xml:space="preserve">). Kebajikan Kristen yang mendasar ini (lihat </w:t>
       </w:r>
-      <w:hyperlink r:id="rId16">
-        <w:r>
-          <w:rPr>
-            <w:lang w:val="id_ID" w:bidi="id_ID"/>
-          </w:rPr>
-          <w:rPr>
-            <w:color w:val="0000EE"/>
-            <w:u w:val="single"/>
-          </w:rPr>
-          <w:t>1Kor. 13:13</w:t>
-        </w:r>
-      </w:hyperlink>
+      <w:r>
+        <w:rPr>
+          <w:lang w:val="id_ID" w:bidi="id_ID"/>
+        </w:rPr>
+        <w:t>1Kor. 13:13</w:t>
+      </w:r>
       <w:r>
         <w:rPr>
           <w:lang w:val="id_ID" w:bidi="id_ID"/>
         </w:rPr>
         <w:t xml:space="preserve">; </w:t>
       </w:r>
-      <w:hyperlink r:id="rId17">
-        <w:r>
-          <w:rPr>
-            <w:lang w:val="id_ID" w:bidi="id_ID"/>
-          </w:rPr>
-          <w:rPr>
-            <w:color w:val="0000EE"/>
-            <w:u w:val="single"/>
-          </w:rPr>
-          <w:t>Kol. 1:4–5</w:t>
-        </w:r>
-      </w:hyperlink>
+      <w:r>
+        <w:rPr>
+          <w:lang w:val="id_ID" w:bidi="id_ID"/>
+        </w:rPr>
+        <w:t>Kol. 1:4–5</w:t>
+      </w:r>
       <w:r>
         <w:rPr>
           <w:lang w:val="id_ID" w:bidi="id_ID"/>
         </w:rPr>
         <w:t xml:space="preserve">; </w:t>
       </w:r>
-      <w:hyperlink r:id="rId18">
-        <w:r>
-          <w:rPr>
-            <w:lang w:val="id_ID" w:bidi="id_ID"/>
-          </w:rPr>
-          <w:rPr>
-            <w:color w:val="0000EE"/>
-            <w:u w:val="single"/>
-          </w:rPr>
-          <w:t>Ibr. 10:21–24</w:t>
-        </w:r>
-      </w:hyperlink>
+      <w:r>
+        <w:rPr>
+          <w:lang w:val="id_ID" w:bidi="id_ID"/>
+        </w:rPr>
+        <w:t>Ibr. 10:21–24</w:t>
+      </w:r>
       <w:r>
         <w:rPr>
           <w:lang w:val="id_ID" w:bidi="id_ID"/>
         </w:rPr>
         <w:t xml:space="preserve">; </w:t>
       </w:r>
-      <w:hyperlink r:id="rId19">
-        <w:r>
-          <w:rPr>
-            <w:lang w:val="id_ID" w:bidi="id_ID"/>
-          </w:rPr>
-          <w:rPr>
-            <w:color w:val="0000EE"/>
-            <w:u w:val="single"/>
-          </w:rPr>
-          <w:t>1Ptr. 2:1–22</w:t>
-        </w:r>
-      </w:hyperlink>
+      <w:r>
+        <w:rPr>
+          <w:lang w:val="id_ID" w:bidi="id_ID"/>
+        </w:rPr>
+        <w:t>1Ptr. 2:1–22</w:t>
+      </w:r>
       <w:r>
         <w:rPr>
           <w:lang w:val="id_ID" w:bidi="id_ID"/>
         </w:rPr>
         <w:t>) berkembang dalam gereja meskipun mereka mengalami penganiayaan (</w:t>
       </w:r>
-      <w:hyperlink r:id="rId20">
-        <w:r>
-          <w:rPr>
-            <w:lang w:val="id_ID" w:bidi="id_ID"/>
-          </w:rPr>
-          <w:rPr>
-            <w:color w:val="0000EE"/>
-            <w:u w:val="single"/>
-          </w:rPr>
-          <w:t>2Tes. 1:5</w:t>
-        </w:r>
-      </w:hyperlink>
+      <w:r>
+        <w:rPr>
+          <w:lang w:val="id_ID" w:bidi="id_ID"/>
+        </w:rPr>
+        <w:t>2Tes. 1:5</w:t>
+      </w:r>
       <w:r>
         <w:rPr>
           <w:lang w:val="id_ID" w:bidi="id_ID"/>
@@ -604,126 +550,84 @@
         </w:rPr>
         <w:t>Setelah mengucap syukur kepada Allah atas jemaat Tesalonika (</w:t>
       </w:r>
-      <w:hyperlink r:id="rId21">
-        <w:r>
-          <w:rPr>
-            <w:lang w:val="id_ID" w:bidi="id_ID"/>
-          </w:rPr>
-          <w:rPr>
-            <w:color w:val="0000EE"/>
-            <w:u w:val="single"/>
-          </w:rPr>
-          <w:t>2Tes. 1:3–4</w:t>
-        </w:r>
-      </w:hyperlink>
+      <w:r>
+        <w:rPr>
+          <w:lang w:val="id_ID" w:bidi="id_ID"/>
+        </w:rPr>
+        <w:t>2Tes. 1:3–4</w:t>
+      </w:r>
       <w:r>
         <w:rPr>
           <w:lang w:val="id_ID" w:bidi="id_ID"/>
         </w:rPr>
         <w:t>), Paulus menulis tentang penganiayaan (</w:t>
       </w:r>
-      <w:hyperlink r:id="rId15">
-        <w:r>
-          <w:rPr>
-            <w:lang w:val="id_ID" w:bidi="id_ID"/>
-          </w:rPr>
-          <w:rPr>
-            <w:color w:val="0000EE"/>
-            <w:u w:val="single"/>
-          </w:rPr>
-          <w:t>2Tes.</w:t>
-        </w:r>
-      </w:hyperlink>
+      <w:r>
+        <w:rPr>
+          <w:lang w:val="id_ID" w:bidi="id_ID"/>
+        </w:rPr>
+        <w:t>2Tes.</w:t>
+      </w:r>
       <w:r>
         <w:rPr>
           <w:lang w:val="id_ID" w:bidi="id_ID"/>
         </w:rPr>
         <w:t xml:space="preserve"> </w:t>
       </w:r>
-      <w:hyperlink r:id="rId15">
-        <w:r>
-          <w:rPr>
-            <w:lang w:val="id_ID" w:bidi="id_ID"/>
-          </w:rPr>
-          <w:rPr>
-            <w:color w:val="0000EE"/>
-            <w:u w:val="single"/>
-          </w:rPr>
-          <w:t>1:4</w:t>
-        </w:r>
-      </w:hyperlink>
+      <w:r>
+        <w:rPr>
+          <w:lang w:val="id_ID" w:bidi="id_ID"/>
+        </w:rPr>
+        <w:t>1:4</w:t>
+      </w:r>
       <w:r>
         <w:rPr>
           <w:lang w:val="id_ID" w:bidi="id_ID"/>
         </w:rPr>
         <w:t>), yang telah meningkat sejak surat pertamanya (</w:t>
       </w:r>
-      <w:hyperlink r:id="rId22">
-        <w:r>
-          <w:rPr>
-            <w:lang w:val="id_ID" w:bidi="id_ID"/>
-          </w:rPr>
-          <w:rPr>
-            <w:color w:val="0000EE"/>
-            <w:u w:val="single"/>
-          </w:rPr>
-          <w:t>1Tes. 1:6</w:t>
-        </w:r>
-      </w:hyperlink>
+      <w:r>
+        <w:rPr>
+          <w:lang w:val="id_ID" w:bidi="id_ID"/>
+        </w:rPr>
+        <w:t>1Tes. 1:6</w:t>
+      </w:r>
       <w:r>
         <w:rPr>
           <w:lang w:val="id_ID" w:bidi="id_ID"/>
         </w:rPr>
         <w:t xml:space="preserve">; </w:t>
       </w:r>
-      <w:hyperlink r:id="rId23">
-        <w:r>
-          <w:rPr>
-            <w:lang w:val="id_ID" w:bidi="id_ID"/>
-          </w:rPr>
-          <w:rPr>
-            <w:color w:val="0000EE"/>
-            <w:u w:val="single"/>
-          </w:rPr>
-          <w:t>2:14</w:t>
-        </w:r>
-      </w:hyperlink>
+      <w:r>
+        <w:rPr>
+          <w:lang w:val="id_ID" w:bidi="id_ID"/>
+        </w:rPr>
+        <w:t>2:14</w:t>
+      </w:r>
       <w:r>
         <w:rPr>
           <w:lang w:val="id_ID" w:bidi="id_ID"/>
         </w:rPr>
         <w:t xml:space="preserve">; </w:t>
       </w:r>
-      <w:hyperlink r:id="rId24">
-        <w:r>
-          <w:rPr>
-            <w:lang w:val="id_ID" w:bidi="id_ID"/>
-          </w:rPr>
-          <w:rPr>
-            <w:color w:val="0000EE"/>
-            <w:u w:val="single"/>
-          </w:rPr>
-          <w:t>3:3–4</w:t>
-        </w:r>
-      </w:hyperlink>
+      <w:r>
+        <w:rPr>
+          <w:lang w:val="id_ID" w:bidi="id_ID"/>
+        </w:rPr>
+        <w:t>3:3–4</w:t>
+      </w:r>
       <w:r>
         <w:rPr>
           <w:lang w:val="id_ID" w:bidi="id_ID"/>
         </w:rPr>
         <w:t>). Allah akan meringankan penderitaan mereka (</w:t>
       </w:r>
-      <w:hyperlink r:id="rId25">
-        <w:r>
-          <w:rPr>
-            <w:lang w:val="id_ID" w:bidi="id_ID"/>
-          </w:rPr>
-          <w:rPr>
-            <w:color w:val="0000EE"/>
-            <w:u w:val="single"/>
-          </w:rPr>
-          <w:t>2Tes. 1:5–10</w:t>
-        </w:r>
-      </w:hyperlink>
+      <w:r>
+        <w:rPr>
+          <w:lang w:val="id_ID" w:bidi="id_ID"/>
+        </w:rPr>
+        <w:t>2Tes. 1:5–10</w:t>
+      </w:r>
       <w:r>
         <w:rPr>
           <w:lang w:val="id_ID" w:bidi="id_ID"/>
@@ -778,36 +682,24 @@
         </w:rPr>
         <w:t>Pujian Paulus kepada gereja-gereja lain mengenai ketabahan dan kesetiaan jemaat Tesalonika akan memotivasi jemaat Tesalonika itu untuk bertahan dan tetap setia dalam menghadapi permusuhan yang besar (</w:t>
       </w:r>
-      <w:hyperlink r:id="rId23">
-        <w:r>
-          <w:rPr>
-            <w:lang w:val="id_ID" w:bidi="id_ID"/>
-          </w:rPr>
-          <w:rPr>
-            <w:color w:val="0000EE"/>
-            <w:u w:val="single"/>
-          </w:rPr>
-          <w:t>1Tes. 2:14</w:t>
-        </w:r>
-      </w:hyperlink>
+      <w:r>
+        <w:rPr>
+          <w:lang w:val="id_ID" w:bidi="id_ID"/>
+        </w:rPr>
+        <w:t>1Tes. 2:14</w:t>
+      </w:r>
       <w:r>
         <w:rPr>
           <w:lang w:val="id_ID" w:bidi="id_ID"/>
         </w:rPr>
         <w:t xml:space="preserve">; </w:t>
       </w:r>
-      <w:hyperlink r:id="rId24">
-        <w:r>
-          <w:rPr>
-            <w:lang w:val="id_ID" w:bidi="id_ID"/>
-          </w:rPr>
-          <w:rPr>
-            <w:color w:val="0000EE"/>
-            <w:u w:val="single"/>
-          </w:rPr>
-          <w:t>3:3–4</w:t>
-        </w:r>
-      </w:hyperlink>
+      <w:r>
+        <w:rPr>
+          <w:lang w:val="id_ID" w:bidi="id_ID"/>
+        </w:rPr>
+        <w:t>3:3–4</w:t>
+      </w:r>
       <w:r>
         <w:rPr>
           <w:lang w:val="id_ID" w:bidi="id_ID"/>
@@ -862,36 +754,24 @@
         </w:rPr>
         <w:t>Mereka yang dipanggil oleh Allah untuk masuk ke dalam Kerajaan-Nya akan mengalami penderitaan karena panggilan itu (</w:t>
       </w:r>
-      <w:hyperlink r:id="rId26">
-        <w:r>
-          <w:rPr>
-            <w:lang w:val="id_ID" w:bidi="id_ID"/>
-          </w:rPr>
-          <w:rPr>
-            <w:color w:val="0000EE"/>
-            <w:u w:val="single"/>
-          </w:rPr>
-          <w:t>Kisah Para Rasul 14:22</w:t>
-        </w:r>
-      </w:hyperlink>
+      <w:r>
+        <w:rPr>
+          <w:lang w:val="id_ID" w:bidi="id_ID"/>
+        </w:rPr>
+        <w:t>Kisah Para Rasul 14:22</w:t>
+      </w:r>
       <w:r>
         <w:rPr>
           <w:lang w:val="id_ID" w:bidi="id_ID"/>
         </w:rPr>
         <w:t xml:space="preserve">; </w:t>
       </w:r>
-      <w:hyperlink r:id="rId27">
-        <w:r>
-          <w:rPr>
-            <w:lang w:val="id_ID" w:bidi="id_ID"/>
-          </w:rPr>
-          <w:rPr>
-            <w:color w:val="0000EE"/>
-            <w:u w:val="single"/>
-          </w:rPr>
-          <w:t>1 Tesalonika 2:12</w:t>
-        </w:r>
-      </w:hyperlink>
+      <w:r>
+        <w:rPr>
+          <w:lang w:val="id_ID" w:bidi="id_ID"/>
+        </w:rPr>
+        <w:t>1 Tesalonika 2:12</w:t>
+      </w:r>
       <w:r>
         <w:rPr>
           <w:lang w:val="id_ID" w:bidi="id_ID"/>
@@ -946,126 +826,84 @@
         </w:rPr>
         <w:t>kelegaan: lepas dari penderitaan. [Kelegaan dari penderitaan]• Di ayat lain, Paulus berbicara tentang “kedatangan” Kristus (</w:t>
       </w:r>
-      <w:hyperlink r:id="rId28">
-        <w:r>
-          <w:rPr>
-            <w:lang w:val="id_ID" w:bidi="id_ID"/>
-          </w:rPr>
-          <w:rPr>
-            <w:color w:val="0000EE"/>
-            <w:u w:val="single"/>
-          </w:rPr>
-          <w:t>2Tes. 2:1</w:t>
-        </w:r>
-      </w:hyperlink>
+      <w:r>
+        <w:rPr>
+          <w:lang w:val="id_ID" w:bidi="id_ID"/>
+        </w:rPr>
+        <w:t>2Tes. 2:1</w:t>
+      </w:r>
       <w:r>
         <w:rPr>
           <w:lang w:val="id_ID" w:bidi="id_ID"/>
         </w:rPr>
         <w:t xml:space="preserve">; </w:t>
       </w:r>
-      <w:hyperlink r:id="rId29">
-        <w:r>
-          <w:rPr>
-            <w:lang w:val="id_ID" w:bidi="id_ID"/>
-          </w:rPr>
-          <w:rPr>
-            <w:color w:val="0000EE"/>
-            <w:u w:val="single"/>
-          </w:rPr>
-          <w:t>1Tes. 2:19</w:t>
-        </w:r>
-      </w:hyperlink>
+      <w:r>
+        <w:rPr>
+          <w:lang w:val="id_ID" w:bidi="id_ID"/>
+        </w:rPr>
+        <w:t>1Tes. 2:19</w:t>
+      </w:r>
       <w:r>
         <w:rPr>
           <w:lang w:val="id_ID" w:bidi="id_ID"/>
         </w:rPr>
         <w:t xml:space="preserve">; </w:t>
       </w:r>
-      <w:hyperlink r:id="rId30">
-        <w:r>
-          <w:rPr>
-            <w:lang w:val="id_ID" w:bidi="id_ID"/>
-          </w:rPr>
-          <w:rPr>
-            <w:color w:val="0000EE"/>
-            <w:u w:val="single"/>
-          </w:rPr>
-          <w:t>3:13</w:t>
-        </w:r>
-      </w:hyperlink>
+      <w:r>
+        <w:rPr>
+          <w:lang w:val="id_ID" w:bidi="id_ID"/>
+        </w:rPr>
+        <w:t>3:13</w:t>
+      </w:r>
       <w:r>
         <w:rPr>
           <w:lang w:val="id_ID" w:bidi="id_ID"/>
         </w:rPr>
         <w:t xml:space="preserve">; </w:t>
       </w:r>
-      <w:hyperlink r:id="rId31">
-        <w:r>
-          <w:rPr>
-            <w:lang w:val="id_ID" w:bidi="id_ID"/>
-          </w:rPr>
-          <w:rPr>
-            <w:color w:val="0000EE"/>
-            <w:u w:val="single"/>
-          </w:rPr>
-          <w:t>4:15</w:t>
-        </w:r>
-      </w:hyperlink>
+      <w:r>
+        <w:rPr>
+          <w:lang w:val="id_ID" w:bidi="id_ID"/>
+        </w:rPr>
+        <w:t>4:15</w:t>
+      </w:r>
       <w:r>
         <w:rPr>
           <w:lang w:val="id_ID" w:bidi="id_ID"/>
         </w:rPr>
         <w:t xml:space="preserve">; </w:t>
       </w:r>
-      <w:hyperlink r:id="rId32">
-        <w:r>
-          <w:rPr>
-            <w:lang w:val="id_ID" w:bidi="id_ID"/>
-          </w:rPr>
-          <w:rPr>
-            <w:color w:val="0000EE"/>
-            <w:u w:val="single"/>
-          </w:rPr>
-          <w:t>5:23</w:t>
-        </w:r>
-      </w:hyperlink>
+      <w:r>
+        <w:rPr>
+          <w:lang w:val="id_ID" w:bidi="id_ID"/>
+        </w:rPr>
+        <w:t>5:23</w:t>
+      </w:r>
       <w:r>
         <w:rPr>
           <w:lang w:val="id_ID" w:bidi="id_ID"/>
         </w:rPr>
         <w:t xml:space="preserve">); di sini, ia menyebut peristiwa tersebut sebagai “penyataan” atau “penyingkapan” diri Tuhan Yesus, yang saat ini tidak dapat dilihat secara fisik (bdk. </w:t>
       </w:r>
-      <w:hyperlink r:id="rId33">
-        <w:r>
-          <w:rPr>
-            <w:lang w:val="id_ID" w:bidi="id_ID"/>
-          </w:rPr>
-          <w:rPr>
-            <w:color w:val="0000EE"/>
-            <w:u w:val="single"/>
-          </w:rPr>
-          <w:t>1Ptr. 1:7–8</w:t>
-        </w:r>
-      </w:hyperlink>
+      <w:r>
+        <w:rPr>
+          <w:lang w:val="id_ID" w:bidi="id_ID"/>
+        </w:rPr>
+        <w:t>1Ptr. 1:7–8</w:t>
+      </w:r>
       <w:r>
         <w:rPr>
           <w:lang w:val="id_ID" w:bidi="id_ID"/>
         </w:rPr>
         <w:t xml:space="preserve">; </w:t>
       </w:r>
-      <w:hyperlink r:id="rId34">
-        <w:r>
-          <w:rPr>
-            <w:lang w:val="id_ID" w:bidi="id_ID"/>
-          </w:rPr>
-          <w:rPr>
-            <w:color w:val="0000EE"/>
-            <w:u w:val="single"/>
-          </w:rPr>
-          <w:t>4:13</w:t>
-        </w:r>
-      </w:hyperlink>
+      <w:r>
+        <w:rPr>
+          <w:lang w:val="id_ID" w:bidi="id_ID"/>
+        </w:rPr>
+        <w:t>4:13</w:t>
+      </w:r>
       <w:r>
         <w:rPr>
           <w:lang w:val="id_ID" w:bidi="id_ID"/>
@@ -1126,54 +964,36 @@
         </w:rPr>
         <w:t xml:space="preserve"> karena menolak pesan tentang Kristus (</w:t>
       </w:r>
-      <w:hyperlink r:id="rId35">
-        <w:r>
-          <w:rPr>
-            <w:lang w:val="id_ID" w:bidi="id_ID"/>
-          </w:rPr>
-          <w:rPr>
-            <w:color w:val="0000EE"/>
-            <w:u w:val="single"/>
-          </w:rPr>
-          <w:t>2Tes. 1:8</w:t>
-        </w:r>
-      </w:hyperlink>
+      <w:r>
+        <w:rPr>
+          <w:lang w:val="id_ID" w:bidi="id_ID"/>
+        </w:rPr>
+        <w:t>2Tes. 1:8</w:t>
+      </w:r>
       <w:r>
         <w:rPr>
           <w:lang w:val="id_ID" w:bidi="id_ID"/>
         </w:rPr>
         <w:t xml:space="preserve">). • Kebinasaan selama-lamanya (lihat </w:t>
       </w:r>
-      <w:hyperlink r:id="rId36">
-        <w:r>
-          <w:rPr>
-            <w:lang w:val="id_ID" w:bidi="id_ID"/>
-          </w:rPr>
-          <w:rPr>
-            <w:color w:val="0000EE"/>
-            <w:u w:val="single"/>
-          </w:rPr>
-          <w:t>1Tes. 5:3</w:t>
-        </w:r>
-      </w:hyperlink>
+      <w:r>
+        <w:rPr>
+          <w:lang w:val="id_ID" w:bidi="id_ID"/>
+        </w:rPr>
+        <w:t>1Tes. 5:3</w:t>
+      </w:r>
       <w:r>
         <w:rPr>
           <w:lang w:val="id_ID" w:bidi="id_ID"/>
         </w:rPr>
         <w:t xml:space="preserve">; </w:t>
       </w:r>
-      <w:hyperlink r:id="rId37">
-        <w:r>
-          <w:rPr>
-            <w:lang w:val="id_ID" w:bidi="id_ID"/>
-          </w:rPr>
-          <w:rPr>
-            <w:color w:val="0000EE"/>
-            <w:u w:val="single"/>
-          </w:rPr>
-          <w:t>1Tim. 6:9</w:t>
-        </w:r>
-      </w:hyperlink>
+      <w:r>
+        <w:rPr>
+          <w:lang w:val="id_ID" w:bidi="id_ID"/>
+        </w:rPr>
+        <w:t>1Tim. 6:9</w:t>
+      </w:r>
       <w:r>
         <w:rPr>
           <w:lang w:val="id_ID" w:bidi="id_ID"/>
@@ -1192,54 +1012,36 @@
         </w:rPr>
         <w:t xml:space="preserve"> mengacu pada penghakiman yang akan datang (</w:t>
       </w:r>
-      <w:hyperlink r:id="rId38">
-        <w:r>
-          <w:rPr>
-            <w:lang w:val="id_ID" w:bidi="id_ID"/>
-          </w:rPr>
-          <w:rPr>
-            <w:color w:val="0000EE"/>
-            <w:u w:val="single"/>
-          </w:rPr>
-          <w:t>Yes. 2:10</w:t>
-        </w:r>
-      </w:hyperlink>
+      <w:r>
+        <w:rPr>
+          <w:lang w:val="id_ID" w:bidi="id_ID"/>
+        </w:rPr>
+        <w:t>Yes. 2:10</w:t>
+      </w:r>
       <w:r>
         <w:rPr>
           <w:lang w:val="id_ID" w:bidi="id_ID"/>
         </w:rPr>
         <w:t xml:space="preserve">, </w:t>
       </w:r>
-      <w:hyperlink r:id="rId39">
-        <w:r>
-          <w:rPr>
-            <w:lang w:val="id_ID" w:bidi="id_ID"/>
-          </w:rPr>
-          <w:rPr>
-            <w:color w:val="0000EE"/>
-            <w:u w:val="single"/>
-          </w:rPr>
-          <w:t>19</w:t>
-        </w:r>
-      </w:hyperlink>
+      <w:r>
+        <w:rPr>
+          <w:lang w:val="id_ID" w:bidi="id_ID"/>
+        </w:rPr>
+        <w:t>19</w:t>
+      </w:r>
       <w:r>
         <w:rPr>
           <w:lang w:val="id_ID" w:bidi="id_ID"/>
         </w:rPr>
         <w:t xml:space="preserve">, </w:t>
       </w:r>
-      <w:hyperlink r:id="rId40">
-        <w:r>
-          <w:rPr>
-            <w:lang w:val="id_ID" w:bidi="id_ID"/>
-          </w:rPr>
-          <w:rPr>
-            <w:color w:val="0000EE"/>
-            <w:u w:val="single"/>
-          </w:rPr>
-          <w:t>21</w:t>
-        </w:r>
-      </w:hyperlink>
+      <w:r>
+        <w:rPr>
+          <w:lang w:val="id_ID" w:bidi="id_ID"/>
+        </w:rPr>
+        <w:t>21</w:t>
+      </w:r>
       <w:r>
         <w:rPr>
           <w:lang w:val="id_ID" w:bidi="id_ID"/>
@@ -1294,36 +1096,24 @@
         </w:rPr>
         <w:t>hari itu: Hari Tuhan (</w:t>
       </w:r>
-      <w:hyperlink r:id="rId41">
-        <w:r>
-          <w:rPr>
-            <w:lang w:val="id_ID" w:bidi="id_ID"/>
-          </w:rPr>
-          <w:rPr>
-            <w:color w:val="0000EE"/>
-            <w:u w:val="single"/>
-          </w:rPr>
-          <w:t>2Tes. 2:2</w:t>
-        </w:r>
-      </w:hyperlink>
+      <w:r>
+        <w:rPr>
+          <w:lang w:val="id_ID" w:bidi="id_ID"/>
+        </w:rPr>
+        <w:t>2Tes. 2:2</w:t>
+      </w:r>
       <w:r>
         <w:rPr>
           <w:lang w:val="id_ID" w:bidi="id_ID"/>
         </w:rPr>
         <w:t xml:space="preserve">; </w:t>
       </w:r>
-      <w:hyperlink r:id="rId42">
-        <w:r>
-          <w:rPr>
-            <w:lang w:val="id_ID" w:bidi="id_ID"/>
-          </w:rPr>
-          <w:rPr>
-            <w:color w:val="0000EE"/>
-            <w:u w:val="single"/>
-          </w:rPr>
-          <w:t>1Tes. 5:2–4</w:t>
-        </w:r>
-      </w:hyperlink>
+      <w:r>
+        <w:rPr>
+          <w:lang w:val="id_ID" w:bidi="id_ID"/>
+        </w:rPr>
+        <w:t>1Tes. 5:2–4</w:t>
+      </w:r>
       <w:r>
         <w:rPr>
           <w:lang w:val="id_ID" w:bidi="id_ID"/>
@@ -1396,72 +1186,48 @@
         </w:rPr>
         <w:t>: Paulus sebelumnya telah mengingatkan jemaat Tesalonika bahwa Allah memanggil mereka untuk berperilaku “dengan cara yang dianggap layak oleh Allah” (</w:t>
       </w:r>
-      <w:hyperlink r:id="rId27">
-        <w:r>
-          <w:rPr>
-            <w:lang w:val="id_ID" w:bidi="id_ID"/>
-          </w:rPr>
-          <w:rPr>
-            <w:color w:val="0000EE"/>
-            <w:u w:val="single"/>
-          </w:rPr>
-          <w:t>1 Tes 2:12</w:t>
-        </w:r>
-      </w:hyperlink>
+      <w:r>
+        <w:rPr>
+          <w:lang w:val="id_ID" w:bidi="id_ID"/>
+        </w:rPr>
+        <w:t>1 Tes 2:12</w:t>
+      </w:r>
       <w:r>
         <w:rPr>
           <w:lang w:val="id_ID" w:bidi="id_ID"/>
         </w:rPr>
         <w:t xml:space="preserve">; lihat juga </w:t>
       </w:r>
-      <w:hyperlink r:id="rId43">
-        <w:r>
-          <w:rPr>
-            <w:lang w:val="id_ID" w:bidi="id_ID"/>
-          </w:rPr>
-          <w:rPr>
-            <w:color w:val="0000EE"/>
-            <w:u w:val="single"/>
-          </w:rPr>
-          <w:t>Ef 4:1</w:t>
-        </w:r>
-      </w:hyperlink>
+      <w:r>
+        <w:rPr>
+          <w:lang w:val="id_ID" w:bidi="id_ID"/>
+        </w:rPr>
+        <w:t>Ef 4:1</w:t>
+      </w:r>
       <w:r>
         <w:rPr>
           <w:lang w:val="id_ID" w:bidi="id_ID"/>
         </w:rPr>
         <w:t xml:space="preserve">; </w:t>
       </w:r>
-      <w:hyperlink r:id="rId44">
-        <w:r>
-          <w:rPr>
-            <w:lang w:val="id_ID" w:bidi="id_ID"/>
-          </w:rPr>
-          <w:rPr>
-            <w:color w:val="0000EE"/>
-            <w:u w:val="single"/>
-          </w:rPr>
-          <w:t>Fil 1:27</w:t>
-        </w:r>
-      </w:hyperlink>
+      <w:r>
+        <w:rPr>
+          <w:lang w:val="id_ID" w:bidi="id_ID"/>
+        </w:rPr>
+        <w:t>Fil 1:27</w:t>
+      </w:r>
       <w:r>
         <w:rPr>
           <w:lang w:val="id_ID" w:bidi="id_ID"/>
         </w:rPr>
         <w:t xml:space="preserve">; </w:t>
       </w:r>
-      <w:hyperlink r:id="rId45">
-        <w:r>
-          <w:rPr>
-            <w:lang w:val="id_ID" w:bidi="id_ID"/>
-          </w:rPr>
-          <w:rPr>
-            <w:color w:val="0000EE"/>
-            <w:u w:val="single"/>
-          </w:rPr>
-          <w:t>Kol 1:10</w:t>
-        </w:r>
-      </w:hyperlink>
+      <w:r>
+        <w:rPr>
+          <w:lang w:val="id_ID" w:bidi="id_ID"/>
+        </w:rPr>
+        <w:t>Kol 1:10</w:t>
+      </w:r>
       <w:r>
         <w:rPr>
           <w:lang w:val="id_ID" w:bidi="id_ID"/>
@@ -1516,18 +1282,12 @@
         </w:rPr>
         <w:t>Paulus meyakinkan orang-orang percaya di Tesalonika tentang keadilan yang dijanjikan Allah, baik bagi jemaat maupun bagi para penganiaya (</w:t>
       </w:r>
-      <w:hyperlink r:id="rId25">
-        <w:r>
-          <w:rPr>
-            <w:lang w:val="id_ID" w:bidi="id_ID"/>
-          </w:rPr>
-          <w:rPr>
-            <w:color w:val="0000EE"/>
-            <w:u w:val="single"/>
-          </w:rPr>
-          <w:t>2Tes. 1:5–10</w:t>
-        </w:r>
-      </w:hyperlink>
+      <w:r>
+        <w:rPr>
+          <w:lang w:val="id_ID" w:bidi="id_ID"/>
+        </w:rPr>
+        <w:t>2Tes. 1:5–10</w:t>
+      </w:r>
       <w:r>
         <w:rPr>
           <w:lang w:val="id_ID" w:bidi="id_ID"/>
@@ -1582,126 +1342,84 @@
         </w:rPr>
         <w:t>Walaupun nama Tuhan Yesus kita ditolak oleh para penganiaya di Tesalonika (</w:t>
       </w:r>
-      <w:hyperlink r:id="rId35">
-        <w:r>
-          <w:rPr>
-            <w:lang w:val="id_ID" w:bidi="id_ID"/>
-          </w:rPr>
-          <w:rPr>
-            <w:color w:val="0000EE"/>
-            <w:u w:val="single"/>
-          </w:rPr>
-          <w:t>2Tes. 1:8</w:t>
-        </w:r>
-      </w:hyperlink>
+      <w:r>
+        <w:rPr>
+          <w:lang w:val="id_ID" w:bidi="id_ID"/>
+        </w:rPr>
+        <w:t>2Tes. 1:8</w:t>
+      </w:r>
       <w:r>
         <w:rPr>
           <w:lang w:val="id_ID" w:bidi="id_ID"/>
         </w:rPr>
         <w:t>), pada akhirnya Yesus akan dimuliakan melalui kehidupan para orang percaya. Selain itu, mereka akan dihormati bersama dengan Dia (</w:t>
       </w:r>
-      <w:hyperlink r:id="rId46">
-        <w:r>
-          <w:rPr>
-            <w:lang w:val="id_ID" w:bidi="id_ID"/>
-          </w:rPr>
-          <w:rPr>
-            <w:color w:val="0000EE"/>
-            <w:u w:val="single"/>
-          </w:rPr>
-          <w:t>2Tes.</w:t>
-        </w:r>
-      </w:hyperlink>
+      <w:r>
+        <w:rPr>
+          <w:lang w:val="id_ID" w:bidi="id_ID"/>
+        </w:rPr>
+        <w:t>2Tes.</w:t>
+      </w:r>
       <w:r>
         <w:rPr>
           <w:lang w:val="id_ID" w:bidi="id_ID"/>
         </w:rPr>
         <w:t xml:space="preserve"> </w:t>
       </w:r>
-      <w:hyperlink r:id="rId46">
-        <w:r>
-          <w:rPr>
-            <w:lang w:val="id_ID" w:bidi="id_ID"/>
-          </w:rPr>
-          <w:rPr>
-            <w:color w:val="0000EE"/>
-            <w:u w:val="single"/>
-          </w:rPr>
-          <w:t>2:14</w:t>
-        </w:r>
-      </w:hyperlink>
+      <w:r>
+        <w:rPr>
+          <w:lang w:val="id_ID" w:bidi="id_ID"/>
+        </w:rPr>
+        <w:t>2:14</w:t>
+      </w:r>
       <w:r>
         <w:rPr>
           <w:lang w:val="id_ID" w:bidi="id_ID"/>
         </w:rPr>
         <w:t xml:space="preserve">; </w:t>
       </w:r>
-      <w:hyperlink r:id="rId27">
-        <w:r>
-          <w:rPr>
-            <w:lang w:val="id_ID" w:bidi="id_ID"/>
-          </w:rPr>
-          <w:rPr>
-            <w:color w:val="0000EE"/>
-            <w:u w:val="single"/>
-          </w:rPr>
-          <w:t>1Tes. 2:12</w:t>
-        </w:r>
-      </w:hyperlink>
+      <w:r>
+        <w:rPr>
+          <w:lang w:val="id_ID" w:bidi="id_ID"/>
+        </w:rPr>
+        <w:t>1Tes. 2:12</w:t>
+      </w:r>
       <w:r>
         <w:rPr>
           <w:lang w:val="id_ID" w:bidi="id_ID"/>
         </w:rPr>
         <w:t xml:space="preserve">; bdk. </w:t>
       </w:r>
-      <w:hyperlink r:id="rId47">
-        <w:r>
-          <w:rPr>
-            <w:lang w:val="id_ID" w:bidi="id_ID"/>
-          </w:rPr>
-          <w:rPr>
-            <w:color w:val="0000EE"/>
-            <w:u w:val="single"/>
-          </w:rPr>
-          <w:t>Rom. 8:17–18</w:t>
-        </w:r>
-      </w:hyperlink>
+      <w:r>
+        <w:rPr>
+          <w:lang w:val="id_ID" w:bidi="id_ID"/>
+        </w:rPr>
+        <w:t>Rom. 8:17–18</w:t>
+      </w:r>
       <w:r>
         <w:rPr>
           <w:lang w:val="id_ID" w:bidi="id_ID"/>
         </w:rPr>
         <w:t xml:space="preserve">; </w:t>
       </w:r>
-      <w:hyperlink r:id="rId48">
-        <w:r>
-          <w:rPr>
-            <w:lang w:val="id_ID" w:bidi="id_ID"/>
-          </w:rPr>
-          <w:rPr>
-            <w:color w:val="0000EE"/>
-            <w:u w:val="single"/>
-          </w:rPr>
-          <w:t>Kol. 3:4</w:t>
-        </w:r>
-      </w:hyperlink>
+      <w:r>
+        <w:rPr>
+          <w:lang w:val="id_ID" w:bidi="id_ID"/>
+        </w:rPr>
+        <w:t>Kol. 3:4</w:t>
+      </w:r>
       <w:r>
         <w:rPr>
           <w:lang w:val="id_ID" w:bidi="id_ID"/>
         </w:rPr>
         <w:t xml:space="preserve">). Bdk. </w:t>
       </w:r>
-      <w:hyperlink r:id="rId49">
-        <w:r>
-          <w:rPr>
-            <w:lang w:val="id_ID" w:bidi="id_ID"/>
-          </w:rPr>
-          <w:rPr>
-            <w:color w:val="0000EE"/>
-            <w:u w:val="single"/>
-          </w:rPr>
-          <w:t>Yes. 66:5</w:t>
-        </w:r>
-      </w:hyperlink>
+      <w:r>
+        <w:rPr>
+          <w:lang w:val="id_ID" w:bidi="id_ID"/>
+        </w:rPr>
+        <w:t>Yes. 66:5</w:t>
+      </w:r>
       <w:r>
         <w:rPr>
           <w:lang w:val="id_ID" w:bidi="id_ID"/>
@@ -1756,108 +1474,72 @@
         </w:rPr>
         <w:t>Pada kedatangan Tuhan Yesus Kristus kita (</w:t>
       </w:r>
-      <w:hyperlink r:id="rId50">
-        <w:r>
-          <w:rPr>
-            <w:lang w:val="id_ID" w:bidi="id_ID"/>
-          </w:rPr>
-          <w:rPr>
-            <w:color w:val="0000EE"/>
-            <w:u w:val="single"/>
-          </w:rPr>
-          <w:t>2Tes. 1:7–10</w:t>
-        </w:r>
-      </w:hyperlink>
+      <w:r>
+        <w:rPr>
+          <w:lang w:val="id_ID" w:bidi="id_ID"/>
+        </w:rPr>
+        <w:t>2Tes. 1:7–10</w:t>
+      </w:r>
       <w:r>
         <w:rPr>
           <w:lang w:val="id_ID" w:bidi="id_ID"/>
         </w:rPr>
         <w:t xml:space="preserve">; </w:t>
       </w:r>
-      <w:hyperlink r:id="rId29">
-        <w:r>
-          <w:rPr>
-            <w:lang w:val="id_ID" w:bidi="id_ID"/>
-          </w:rPr>
-          <w:rPr>
-            <w:color w:val="0000EE"/>
-            <w:u w:val="single"/>
-          </w:rPr>
-          <w:t>1Tes. 2:19</w:t>
-        </w:r>
-      </w:hyperlink>
+      <w:r>
+        <w:rPr>
+          <w:lang w:val="id_ID" w:bidi="id_ID"/>
+        </w:rPr>
+        <w:t>1Tes. 2:19</w:t>
+      </w:r>
       <w:r>
         <w:rPr>
           <w:lang w:val="id_ID" w:bidi="id_ID"/>
         </w:rPr>
         <w:t xml:space="preserve">; </w:t>
       </w:r>
-      <w:hyperlink r:id="rId30">
-        <w:r>
-          <w:rPr>
-            <w:lang w:val="id_ID" w:bidi="id_ID"/>
-          </w:rPr>
-          <w:rPr>
-            <w:color w:val="0000EE"/>
-            <w:u w:val="single"/>
-          </w:rPr>
-          <w:t>3:13</w:t>
-        </w:r>
-      </w:hyperlink>
+      <w:r>
+        <w:rPr>
+          <w:lang w:val="id_ID" w:bidi="id_ID"/>
+        </w:rPr>
+        <w:t>3:13</w:t>
+      </w:r>
       <w:r>
         <w:rPr>
           <w:lang w:val="id_ID" w:bidi="id_ID"/>
         </w:rPr>
         <w:t xml:space="preserve">; </w:t>
       </w:r>
-      <w:hyperlink r:id="rId51">
-        <w:r>
-          <w:rPr>
-            <w:lang w:val="id_ID" w:bidi="id_ID"/>
-          </w:rPr>
-          <w:rPr>
-            <w:color w:val="0000EE"/>
-            <w:u w:val="single"/>
-          </w:rPr>
-          <w:t>4:15–5:2</w:t>
-        </w:r>
-      </w:hyperlink>
+      <w:r>
+        <w:rPr>
+          <w:lang w:val="id_ID" w:bidi="id_ID"/>
+        </w:rPr>
+        <w:t>4:15–5:2</w:t>
+      </w:r>
       <w:r>
         <w:rPr>
           <w:lang w:val="id_ID" w:bidi="id_ID"/>
         </w:rPr>
         <w:t xml:space="preserve">; </w:t>
       </w:r>
-      <w:hyperlink r:id="rId32">
-        <w:r>
-          <w:rPr>
-            <w:lang w:val="id_ID" w:bidi="id_ID"/>
-          </w:rPr>
-          <w:rPr>
-            <w:color w:val="0000EE"/>
-            <w:u w:val="single"/>
-          </w:rPr>
-          <w:t>5:23</w:t>
-        </w:r>
-      </w:hyperlink>
+      <w:r>
+        <w:rPr>
+          <w:lang w:val="id_ID" w:bidi="id_ID"/>
+        </w:rPr>
+        <w:t>5:23</w:t>
+      </w:r>
       <w:r>
         <w:rPr>
           <w:lang w:val="id_ID" w:bidi="id_ID"/>
         </w:rPr>
         <w:t>), semua umat-Nya akan dikumpulkan untuk menyambut Dia. Ini akan terjadi pada saat kebangkitan dan pengangkatan jemaat (</w:t>
       </w:r>
-      <w:hyperlink r:id="rId52">
-        <w:r>
-          <w:rPr>
-            <w:lang w:val="id_ID" w:bidi="id_ID"/>
-          </w:rPr>
-          <w:rPr>
-            <w:color w:val="0000EE"/>
-            <w:u w:val="single"/>
-          </w:rPr>
-          <w:t>1Tes. 4:13–18</w:t>
-        </w:r>
-      </w:hyperlink>
+      <w:r>
+        <w:rPr>
+          <w:lang w:val="id_ID" w:bidi="id_ID"/>
+        </w:rPr>
+        <w:t>1Tes. 4:13–18</w:t>
+      </w:r>
       <w:r>
         <w:rPr>
           <w:lang w:val="id_ID" w:bidi="id_ID"/>
@@ -1912,138 +1594,90 @@
         </w:rPr>
         <w:t>Ajaran palsu tentang hari Tuhan telah meresahkan gereja Tesalonika (</w:t>
       </w:r>
-      <w:hyperlink r:id="rId53">
-        <w:r>
-          <w:rPr>
-            <w:lang w:val="id_ID" w:bidi="id_ID"/>
-          </w:rPr>
-          <w:rPr>
-            <w:color w:val="0000EE"/>
-            <w:u w:val="single"/>
-          </w:rPr>
-          <w:t>2Tes. 2:1–2</w:t>
-        </w:r>
-      </w:hyperlink>
+      <w:r>
+        <w:rPr>
+          <w:lang w:val="id_ID" w:bidi="id_ID"/>
+        </w:rPr>
+        <w:t>2Tes. 2:1–2</w:t>
+      </w:r>
       <w:r>
         <w:rPr>
           <w:lang w:val="id_ID" w:bidi="id_ID"/>
         </w:rPr>
         <w:t>). Paulus mengingatkan mereka (</w:t>
       </w:r>
-      <w:hyperlink r:id="rId54">
-        <w:r>
-          <w:rPr>
-            <w:lang w:val="id_ID" w:bidi="id_ID"/>
-          </w:rPr>
-          <w:rPr>
-            <w:color w:val="0000EE"/>
-            <w:u w:val="single"/>
-          </w:rPr>
-          <w:t>2Tes.</w:t>
-        </w:r>
-      </w:hyperlink>
+      <w:r>
+        <w:rPr>
+          <w:lang w:val="id_ID" w:bidi="id_ID"/>
+        </w:rPr>
+        <w:t>2Tes.</w:t>
+      </w:r>
       <w:r>
         <w:rPr>
           <w:lang w:val="id_ID" w:bidi="id_ID"/>
         </w:rPr>
         <w:t xml:space="preserve"> </w:t>
       </w:r>
-      <w:hyperlink r:id="rId54">
-        <w:r>
-          <w:rPr>
-            <w:lang w:val="id_ID" w:bidi="id_ID"/>
-          </w:rPr>
-          <w:rPr>
-            <w:color w:val="0000EE"/>
-            <w:u w:val="single"/>
-          </w:rPr>
-          <w:t>2:5</w:t>
-        </w:r>
-      </w:hyperlink>
+      <w:r>
+        <w:rPr>
+          <w:lang w:val="id_ID" w:bidi="id_ID"/>
+        </w:rPr>
+        <w:t>2:5</w:t>
+      </w:r>
       <w:r>
         <w:rPr>
           <w:lang w:val="id_ID" w:bidi="id_ID"/>
         </w:rPr>
         <w:t>) bahwa ada dua peristiwa akan mendahului hari itu: kemurtadan besar dan penyingkapan si pendurhaka (</w:t>
       </w:r>
-      <w:hyperlink r:id="rId55">
-        <w:r>
-          <w:rPr>
-            <w:lang w:val="id_ID" w:bidi="id_ID"/>
-          </w:rPr>
-          <w:rPr>
-            <w:color w:val="0000EE"/>
-            <w:u w:val="single"/>
-          </w:rPr>
-          <w:t>2Tes. 2:3–12</w:t>
-        </w:r>
-      </w:hyperlink>
+      <w:r>
+        <w:rPr>
+          <w:lang w:val="id_ID" w:bidi="id_ID"/>
+        </w:rPr>
+        <w:t>2Tes. 2:3–12</w:t>
+      </w:r>
       <w:r>
         <w:rPr>
           <w:lang w:val="id_ID" w:bidi="id_ID"/>
         </w:rPr>
         <w:t>). Kristus akan menghancurkan pendurhaka ini ketika Ia kembali (</w:t>
       </w:r>
-      <w:hyperlink r:id="rId56">
-        <w:r>
-          <w:rPr>
-            <w:lang w:val="id_ID" w:bidi="id_ID"/>
-          </w:rPr>
-          <w:rPr>
-            <w:color w:val="0000EE"/>
-            <w:u w:val="single"/>
-          </w:rPr>
-          <w:t xml:space="preserve">2Tes. </w:t>
-        </w:r>
-      </w:hyperlink>
-      <w:hyperlink r:id="rId57">
-        <w:r>
-          <w:rPr>
-            <w:lang w:val="id_ID" w:bidi="id_ID"/>
-          </w:rPr>
-          <w:rPr>
-            <w:color w:val="0000EE"/>
-            <w:u w:val="single"/>
-          </w:rPr>
-          <w:t>2:3</w:t>
-        </w:r>
-      </w:hyperlink>
+      <w:r>
+        <w:rPr>
+          <w:lang w:val="id_ID" w:bidi="id_ID"/>
+        </w:rPr>
+        <w:t xml:space="preserve">2Tes. </w:t>
+      </w:r>
+      <w:r>
+        <w:rPr>
+          <w:lang w:val="id_ID" w:bidi="id_ID"/>
+        </w:rPr>
+        <w:t>2:3</w:t>
+      </w:r>
       <w:r>
         <w:rPr>
           <w:lang w:val="id_ID" w:bidi="id_ID"/>
         </w:rPr>
         <w:t xml:space="preserve">, </w:t>
       </w:r>
-      <w:hyperlink r:id="rId56">
-        <w:r>
-          <w:rPr>
-            <w:lang w:val="id_ID" w:bidi="id_ID"/>
-          </w:rPr>
-          <w:rPr>
-            <w:color w:val="0000EE"/>
-            <w:u w:val="single"/>
-          </w:rPr>
-          <w:t>8</w:t>
-        </w:r>
-      </w:hyperlink>
+      <w:r>
+        <w:rPr>
+          <w:lang w:val="id_ID" w:bidi="id_ID"/>
+        </w:rPr>
+        <w:t>8</w:t>
+      </w:r>
       <w:r>
         <w:rPr>
           <w:lang w:val="id_ID" w:bidi="id_ID"/>
         </w:rPr>
         <w:t>), dan orang-orang yang telah disesatkan juga akan dihakimi (</w:t>
       </w:r>
-      <w:hyperlink r:id="rId58">
-        <w:r>
-          <w:rPr>
-            <w:lang w:val="id_ID" w:bidi="id_ID"/>
-          </w:rPr>
-          <w:rPr>
-            <w:color w:val="0000EE"/>
-            <w:u w:val="single"/>
-          </w:rPr>
-          <w:t>2Tes. 2:9–12</w:t>
-        </w:r>
-      </w:hyperlink>
+      <w:r>
+        <w:rPr>
+          <w:lang w:val="id_ID" w:bidi="id_ID"/>
+        </w:rPr>
+        <w:t>2Tes. 2:9–12</w:t>
+      </w:r>
       <w:r>
         <w:rPr>
           <w:lang w:val="id_ID" w:bidi="id_ID"/>
@@ -2098,36 +1732,24 @@
         </w:rPr>
         <w:t>Orang Kristen Tesalonika sebelumnya bertanya kepada Paulus kapan hari Tuhan akan datang (</w:t>
       </w:r>
-      <w:hyperlink r:id="rId59">
-        <w:r>
-          <w:rPr>
-            <w:lang w:val="id_ID" w:bidi="id_ID"/>
-          </w:rPr>
-          <w:rPr>
-            <w:color w:val="0000EE"/>
-            <w:u w:val="single"/>
-          </w:rPr>
-          <w:t>1Tes. 5:1–11</w:t>
-        </w:r>
-      </w:hyperlink>
+      <w:r>
+        <w:rPr>
+          <w:lang w:val="id_ID" w:bidi="id_ID"/>
+        </w:rPr>
+        <w:t>1Tes. 5:1–11</w:t>
+      </w:r>
       <w:r>
         <w:rPr>
           <w:lang w:val="id_ID" w:bidi="id_ID"/>
         </w:rPr>
         <w:t xml:space="preserve">). Sekarang, ada ajaran palsu bahwa hari itu sudah dimulai (bdk. </w:t>
       </w:r>
-      <w:hyperlink r:id="rId60">
-        <w:r>
-          <w:rPr>
-            <w:lang w:val="id_ID" w:bidi="id_ID"/>
-          </w:rPr>
-          <w:rPr>
-            <w:color w:val="0000EE"/>
-            <w:u w:val="single"/>
-          </w:rPr>
-          <w:t>2Tim. 2:18</w:t>
-        </w:r>
-      </w:hyperlink>
+      <w:r>
+        <w:rPr>
+          <w:lang w:val="id_ID" w:bidi="id_ID"/>
+        </w:rPr>
+        <w:t>2Tim. 2:18</w:t>
+      </w:r>
       <w:r>
         <w:rPr>
           <w:lang w:val="id_ID" w:bidi="id_ID"/>
@@ -2146,18 +1768,12 @@
         </w:rPr>
         <w:t xml:space="preserve">: Sumber ajaran tersebut mungkin berasal dari nubuat palsu (bdk. </w:t>
       </w:r>
-      <w:hyperlink r:id="rId61">
-        <w:r>
-          <w:rPr>
-            <w:lang w:val="id_ID" w:bidi="id_ID"/>
-          </w:rPr>
-          <w:rPr>
-            <w:color w:val="0000EE"/>
-            <w:u w:val="single"/>
-          </w:rPr>
-          <w:t>1Yoh. 4:1–2</w:t>
-        </w:r>
-      </w:hyperlink>
+      <w:r>
+        <w:rPr>
+          <w:lang w:val="id_ID" w:bidi="id_ID"/>
+        </w:rPr>
+        <w:t>1Yoh. 4:1–2</w:t>
+      </w:r>
       <w:r>
         <w:rPr>
           <w:lang w:val="id_ID" w:bidi="id_ID"/>
@@ -2212,54 +1828,36 @@
         </w:rPr>
         <w:t>Ada dua peristiwa akan mendahului hari Tuhan (</w:t>
       </w:r>
-      <w:hyperlink r:id="rId41">
-        <w:r>
-          <w:rPr>
-            <w:lang w:val="id_ID" w:bidi="id_ID"/>
-          </w:rPr>
-          <w:rPr>
-            <w:color w:val="0000EE"/>
-            <w:u w:val="single"/>
-          </w:rPr>
-          <w:t>2Tes. 2:2</w:t>
-        </w:r>
-      </w:hyperlink>
+      <w:r>
+        <w:rPr>
+          <w:lang w:val="id_ID" w:bidi="id_ID"/>
+        </w:rPr>
+        <w:t>2Tes. 2:2</w:t>
+      </w:r>
       <w:r>
         <w:rPr>
           <w:lang w:val="id_ID" w:bidi="id_ID"/>
         </w:rPr>
         <w:t>). • Baik teologi Yahudi maupun Kristen menubuatkan adanya pemberontakan besar melawan Allah sebelum akhir zaman (</w:t>
       </w:r>
-      <w:hyperlink r:id="rId62">
-        <w:r>
-          <w:rPr>
-            <w:lang w:val="id_ID" w:bidi="id_ID"/>
-          </w:rPr>
-          <w:rPr>
-            <w:color w:val="0000EE"/>
-            <w:u w:val="single"/>
-          </w:rPr>
-          <w:t>Mat. 24:11–14</w:t>
-        </w:r>
-      </w:hyperlink>
+      <w:r>
+        <w:rPr>
+          <w:lang w:val="id_ID" w:bidi="id_ID"/>
+        </w:rPr>
+        <w:t>Mat. 24:11–14</w:t>
+      </w:r>
       <w:r>
         <w:rPr>
           <w:lang w:val="id_ID" w:bidi="id_ID"/>
         </w:rPr>
         <w:t xml:space="preserve">; </w:t>
       </w:r>
-      <w:hyperlink r:id="rId63">
-        <w:r>
-          <w:rPr>
-            <w:lang w:val="id_ID" w:bidi="id_ID"/>
-          </w:rPr>
-          <w:rPr>
-            <w:color w:val="0000EE"/>
-            <w:u w:val="single"/>
-          </w:rPr>
-          <w:t>1Tim. 4:1</w:t>
-        </w:r>
-      </w:hyperlink>
+      <w:r>
+        <w:rPr>
+          <w:lang w:val="id_ID" w:bidi="id_ID"/>
+        </w:rPr>
+        <w:t>1Tim. 4:1</w:t>
+      </w:r>
       <w:r>
         <w:rPr>
           <w:lang w:val="id_ID" w:bidi="id_ID"/>
@@ -2279,18 +1877,12 @@
         </w:rPr>
         <w:t>): Penekanannya adalah pada kebinasaan manusia durhaka itu sendiri (</w:t>
       </w:r>
-      <w:hyperlink r:id="rId56">
-        <w:r>
-          <w:rPr>
-            <w:lang w:val="id_ID" w:bidi="id_ID"/>
-          </w:rPr>
-          <w:rPr>
-            <w:color w:val="0000EE"/>
-            <w:u w:val="single"/>
-          </w:rPr>
-          <w:t>2Tes. 2:8</w:t>
-        </w:r>
-      </w:hyperlink>
+      <w:r>
+        <w:rPr>
+          <w:lang w:val="id_ID" w:bidi="id_ID"/>
+        </w:rPr>
+        <w:t>2Tes. 2:8</w:t>
+      </w:r>
       <w:r>
         <w:rPr>
           <w:lang w:val="id_ID" w:bidi="id_ID"/>
@@ -2345,90 +1937,60 @@
         </w:rPr>
         <w:t xml:space="preserve">meninggikan dirinya sendiri: Seperti kota Romawi lainnya, Tesalonika membangun kuil untuk pemujaan kaisar. Kultus ini adalah prototipe dari pemujaan yang dijelaskan di sini. • Ia bahkan akan duduk di dalam bait Allah: Pencemaran Bait Suci di Yerusalem oleh Antiokhus Epifanes pada tahun 167 Sebelum Masehi (lihat </w:t>
       </w:r>
-      <w:hyperlink r:id="rId64">
-        <w:r>
-          <w:rPr>
-            <w:lang w:val="id_ID" w:bidi="id_ID"/>
-          </w:rPr>
-          <w:rPr>
-            <w:color w:val="0000EE"/>
-            <w:u w:val="single"/>
-          </w:rPr>
-          <w:t>Dan. 9:27</w:t>
-        </w:r>
-      </w:hyperlink>
+      <w:r>
+        <w:rPr>
+          <w:lang w:val="id_ID" w:bidi="id_ID"/>
+        </w:rPr>
+        <w:t>Dan. 9:27</w:t>
+      </w:r>
       <w:r>
         <w:rPr>
           <w:lang w:val="id_ID" w:bidi="id_ID"/>
         </w:rPr>
         <w:t xml:space="preserve">; </w:t>
       </w:r>
-      <w:hyperlink r:id="rId65">
-        <w:r>
-          <w:rPr>
-            <w:lang w:val="id_ID" w:bidi="id_ID"/>
-          </w:rPr>
-          <w:rPr>
-            <w:color w:val="0000EE"/>
-            <w:u w:val="single"/>
-          </w:rPr>
-          <w:t>11:31</w:t>
-        </w:r>
-      </w:hyperlink>
+      <w:r>
+        <w:rPr>
+          <w:lang w:val="id_ID" w:bidi="id_ID"/>
+        </w:rPr>
+        <w:t>11:31</w:t>
+      </w:r>
       <w:r>
         <w:rPr>
           <w:lang w:val="id_ID" w:bidi="id_ID"/>
         </w:rPr>
         <w:t xml:space="preserve">; </w:t>
       </w:r>
-      <w:hyperlink r:id="rId66">
-        <w:r>
-          <w:rPr>
-            <w:lang w:val="id_ID" w:bidi="id_ID"/>
-          </w:rPr>
-          <w:rPr>
-            <w:color w:val="0000EE"/>
-            <w:u w:val="single"/>
-          </w:rPr>
-          <w:t>12:11</w:t>
-        </w:r>
-      </w:hyperlink>
+      <w:r>
+        <w:rPr>
+          <w:lang w:val="id_ID" w:bidi="id_ID"/>
+        </w:rPr>
+        <w:t>12:11</w:t>
+      </w:r>
       <w:r>
         <w:rPr>
           <w:lang w:val="id_ID" w:bidi="id_ID"/>
         </w:rPr>
         <w:t>) mungkin menggambarkan peristiwa yang dinubuatkan di sini (</w:t>
       </w:r>
-      <w:hyperlink r:id="rId67">
-        <w:r>
-          <w:rPr>
-            <w:lang w:val="id_ID" w:bidi="id_ID"/>
-          </w:rPr>
-          <w:rPr>
-            <w:color w:val="0000EE"/>
-            <w:u w:val="single"/>
-          </w:rPr>
-          <w:t>Mat. 24:15</w:t>
-        </w:r>
-      </w:hyperlink>
+      <w:r>
+        <w:rPr>
+          <w:lang w:val="id_ID" w:bidi="id_ID"/>
+        </w:rPr>
+        <w:t>Mat. 24:15</w:t>
+      </w:r>
       <w:r>
         <w:rPr>
           <w:lang w:val="id_ID" w:bidi="id_ID"/>
         </w:rPr>
         <w:t xml:space="preserve">; </w:t>
       </w:r>
-      <w:hyperlink r:id="rId68">
-        <w:r>
-          <w:rPr>
-            <w:lang w:val="id_ID" w:bidi="id_ID"/>
-          </w:rPr>
-          <w:rPr>
-            <w:color w:val="0000EE"/>
-            <w:u w:val="single"/>
-          </w:rPr>
-          <w:t>Markus 13:14</w:t>
-        </w:r>
-      </w:hyperlink>
+      <w:r>
+        <w:rPr>
+          <w:lang w:val="id_ID" w:bidi="id_ID"/>
+        </w:rPr>
+        <w:t>Markus 13:14</w:t>
+      </w:r>
       <w:r>
         <w:rPr>
           <w:lang w:val="id_ID" w:bidi="id_ID"/>
@@ -2486,18 +2048,12 @@
         </w:rPr>
         <w:t>(</w:t>
       </w:r>
-      <w:hyperlink r:id="rId69">
-        <w:r>
-          <w:rPr>
-            <w:lang w:val="id_ID" w:bidi="id_ID"/>
-          </w:rPr>
-          <w:rPr>
-            <w:color w:val="0000EE"/>
-            <w:u w:val="single"/>
-          </w:rPr>
-          <w:t>Yeh. 28:2–10</w:t>
-        </w:r>
-      </w:hyperlink>
+      <w:r>
+        <w:rPr>
+          <w:lang w:val="id_ID" w:bidi="id_ID"/>
+        </w:rPr>
+        <w:t>Yeh. 28:2–10</w:t>
+      </w:r>
       <w:r>
         <w:rPr>
           <w:lang w:val="id_ID" w:bidi="id_ID"/>
@@ -2552,66 +2108,42 @@
         </w:rPr>
         <w:t>Apa yang menahan dia: Sesuatu yang menahan ini ditafsirkan secara beragam, misalnya Allah, Roh Kudus, gereja, Injil, Paulus, kaisar, Kekaisaran Roma, atau pemerintah. Sebagai alternatif, istilah ini dapat merujuk pada sesuatu atau seseorang yang datang sebelum manusia durhaka, agen kedurhakaan yang aktif pada saat itu (</w:t>
       </w:r>
-      <w:hyperlink r:id="rId70">
-        <w:r>
-          <w:rPr>
-            <w:lang w:val="id_ID" w:bidi="id_ID"/>
-          </w:rPr>
-          <w:rPr>
-            <w:color w:val="0000EE"/>
-            <w:u w:val="single"/>
-          </w:rPr>
-          <w:t>2Tes. 2:7–8</w:t>
-        </w:r>
-      </w:hyperlink>
+      <w:r>
+        <w:rPr>
+          <w:lang w:val="id_ID" w:bidi="id_ID"/>
+        </w:rPr>
+        <w:t>2Tes. 2:7–8</w:t>
+      </w:r>
       <w:r>
         <w:rPr>
           <w:lang w:val="id_ID" w:bidi="id_ID"/>
         </w:rPr>
         <w:t>); dalam literatur Yunani, ungkapan ini bisa menggambarkan kerasukan setan. Sosok ini akan mempersiapkan jalan bagi manusia durhaka ketika waktunya tiba (</w:t>
       </w:r>
-      <w:hyperlink r:id="rId56">
-        <w:r>
-          <w:rPr>
-            <w:lang w:val="id_ID" w:bidi="id_ID"/>
-          </w:rPr>
-          <w:rPr>
-            <w:color w:val="0000EE"/>
-            <w:u w:val="single"/>
-          </w:rPr>
-          <w:t xml:space="preserve">2Tes. </w:t>
-        </w:r>
-      </w:hyperlink>
-      <w:hyperlink r:id="rId57">
-        <w:r>
-          <w:rPr>
-            <w:lang w:val="id_ID" w:bidi="id_ID"/>
-          </w:rPr>
-          <w:rPr>
-            <w:color w:val="0000EE"/>
-            <w:u w:val="single"/>
-          </w:rPr>
-          <w:t>2:3</w:t>
-        </w:r>
-      </w:hyperlink>
+      <w:r>
+        <w:rPr>
+          <w:lang w:val="id_ID" w:bidi="id_ID"/>
+        </w:rPr>
+        <w:t xml:space="preserve">2Tes. </w:t>
+      </w:r>
+      <w:r>
+        <w:rPr>
+          <w:lang w:val="id_ID" w:bidi="id_ID"/>
+        </w:rPr>
+        <w:t>2:3</w:t>
+      </w:r>
       <w:r>
         <w:rPr>
           <w:lang w:val="id_ID" w:bidi="id_ID"/>
         </w:rPr>
         <w:t xml:space="preserve">, </w:t>
       </w:r>
-      <w:hyperlink r:id="rId56">
-        <w:r>
-          <w:rPr>
-            <w:lang w:val="id_ID" w:bidi="id_ID"/>
-          </w:rPr>
-          <w:rPr>
-            <w:color w:val="0000EE"/>
-            <w:u w:val="single"/>
-          </w:rPr>
-          <w:t>8</w:t>
-        </w:r>
-      </w:hyperlink>
+      <w:r>
+        <w:rPr>
+          <w:lang w:val="id_ID" w:bidi="id_ID"/>
+        </w:rPr>
+        <w:t>8</w:t>
+      </w:r>
       <w:r>
         <w:rPr>
           <w:lang w:val="id_ID" w:bidi="id_ID"/>
@@ -2666,126 +2198,84 @@
         </w:rPr>
         <w:t>Kekuatan manusia durhaka yang akan datang (</w:t>
       </w:r>
-      <w:hyperlink r:id="rId71">
-        <w:r>
-          <w:rPr>
-            <w:lang w:val="id_ID" w:bidi="id_ID"/>
-          </w:rPr>
-          <w:rPr>
-            <w:color w:val="0000EE"/>
-            <w:u w:val="single"/>
-          </w:rPr>
-          <w:t>2Tes. 2:3–6</w:t>
-        </w:r>
-      </w:hyperlink>
+      <w:r>
+        <w:rPr>
+          <w:lang w:val="id_ID" w:bidi="id_ID"/>
+        </w:rPr>
+        <w:t>2Tes. 2:3–6</w:t>
+      </w:r>
       <w:r>
         <w:rPr>
           <w:lang w:val="id_ID" w:bidi="id_ID"/>
         </w:rPr>
         <w:t xml:space="preserve">) sudah bekerja secara tersembunyi, seperti antikristus dari </w:t>
       </w:r>
-      <w:hyperlink r:id="rId72">
-        <w:r>
-          <w:rPr>
-            <w:lang w:val="id_ID" w:bidi="id_ID"/>
-          </w:rPr>
-          <w:rPr>
-            <w:color w:val="0000EE"/>
-            <w:u w:val="single"/>
-          </w:rPr>
-          <w:t>1Yoh. 2:18</w:t>
-        </w:r>
-      </w:hyperlink>
+      <w:r>
+        <w:rPr>
+          <w:lang w:val="id_ID" w:bidi="id_ID"/>
+        </w:rPr>
+        <w:t>1Yoh. 2:18</w:t>
+      </w:r>
       <w:r>
         <w:rPr>
           <w:lang w:val="id_ID" w:bidi="id_ID"/>
         </w:rPr>
         <w:t xml:space="preserve">. • secara tersembunyi (Yunani mustērion): Sebuah deskripsi yang umum digunakan untuk ritual dalam agama-agama mistis (lihat </w:t>
       </w:r>
-      <w:hyperlink r:id="rId73">
-        <w:r>
-          <w:rPr>
-            <w:lang w:val="id_ID" w:bidi="id_ID"/>
-          </w:rPr>
-          <w:rPr>
-            <w:color w:val="0000EE"/>
-            <w:u w:val="single"/>
-          </w:rPr>
-          <w:t>2Tes. 2:6</w:t>
-        </w:r>
-      </w:hyperlink>
+      <w:r>
+        <w:rPr>
+          <w:lang w:val="id_ID" w:bidi="id_ID"/>
+        </w:rPr>
+        <w:t>2Tes. 2:6</w:t>
+      </w:r>
       <w:r>
         <w:rPr>
           <w:lang w:val="id_ID" w:bidi="id_ID"/>
         </w:rPr>
         <w:t>). • telah mulai bekerja: Ini menunjukkan intervensi supranatural, baik ilahi (</w:t>
       </w:r>
-      <w:hyperlink r:id="rId74">
-        <w:r>
-          <w:rPr>
-            <w:lang w:val="id_ID" w:bidi="id_ID"/>
-          </w:rPr>
-          <w:rPr>
-            <w:color w:val="0000EE"/>
-            <w:u w:val="single"/>
-          </w:rPr>
-          <w:t>1Tes. 2:13</w:t>
-        </w:r>
-      </w:hyperlink>
+      <w:r>
+        <w:rPr>
+          <w:lang w:val="id_ID" w:bidi="id_ID"/>
+        </w:rPr>
+        <w:t>1Tes. 2:13</w:t>
+      </w:r>
       <w:r>
         <w:rPr>
           <w:lang w:val="id_ID" w:bidi="id_ID"/>
         </w:rPr>
         <w:t>) atau, seperti di sini, kejahatan (</w:t>
       </w:r>
-      <w:hyperlink r:id="rId75">
-        <w:r>
-          <w:rPr>
-            <w:lang w:val="id_ID" w:bidi="id_ID"/>
-          </w:rPr>
-          <w:rPr>
-            <w:color w:val="0000EE"/>
-            <w:u w:val="single"/>
-          </w:rPr>
-          <w:t>2Tes. 2:9</w:t>
-        </w:r>
-      </w:hyperlink>
+      <w:r>
+        <w:rPr>
+          <w:lang w:val="id_ID" w:bidi="id_ID"/>
+        </w:rPr>
+        <w:t>2Tes. 2:9</w:t>
+      </w:r>
       <w:r>
         <w:rPr>
           <w:lang w:val="id_ID" w:bidi="id_ID"/>
         </w:rPr>
         <w:t xml:space="preserve">; </w:t>
       </w:r>
-      <w:hyperlink r:id="rId76">
-        <w:r>
-          <w:rPr>
-            <w:lang w:val="id_ID" w:bidi="id_ID"/>
-          </w:rPr>
-          <w:rPr>
-            <w:color w:val="0000EE"/>
-            <w:u w:val="single"/>
-          </w:rPr>
-          <w:t>Ef. 2:2</w:t>
-        </w:r>
-      </w:hyperlink>
+      <w:r>
+        <w:rPr>
+          <w:lang w:val="id_ID" w:bidi="id_ID"/>
+        </w:rPr>
+        <w:t>Ef. 2:2</w:t>
+      </w:r>
       <w:r>
         <w:rPr>
           <w:lang w:val="id_ID" w:bidi="id_ID"/>
         </w:rPr>
         <w:t>). • Yang menahannya bisa merujuk pada seseorang yang menentang [bisa di gambarkan sebagai] manusia durhaka; kepada seseorang yang dirasuki; atau kepada Setan, yang merasuki (</w:t>
       </w:r>
-      <w:hyperlink r:id="rId75">
-        <w:r>
-          <w:rPr>
-            <w:lang w:val="id_ID" w:bidi="id_ID"/>
-          </w:rPr>
-          <w:rPr>
-            <w:color w:val="0000EE"/>
-            <w:u w:val="single"/>
-          </w:rPr>
-          <w:t>2Tes. 2:9</w:t>
-        </w:r>
-      </w:hyperlink>
+      <w:r>
+        <w:rPr>
+          <w:lang w:val="id_ID" w:bidi="id_ID"/>
+        </w:rPr>
+        <w:t>2Tes. 2:9</w:t>
+      </w:r>
       <w:r>
         <w:rPr>
           <w:lang w:val="id_ID" w:bidi="id_ID"/>
@@ -2852,270 +2342,180 @@
         </w:rPr>
         <w:t xml:space="preserve">Paulus mengumumkan kehancuran manusia pendurhaka (bdk. </w:t>
       </w:r>
-      <w:hyperlink r:id="rId57">
-        <w:r>
-          <w:rPr>
-            <w:lang w:val="id_ID" w:bidi="id_ID"/>
-          </w:rPr>
-          <w:rPr>
-            <w:color w:val="0000EE"/>
-            <w:u w:val="single"/>
-          </w:rPr>
-          <w:t>2Tes. 2:3</w:t>
-        </w:r>
-      </w:hyperlink>
+      <w:r>
+        <w:rPr>
+          <w:lang w:val="id_ID" w:bidi="id_ID"/>
+        </w:rPr>
+        <w:t>2Tes. 2:3</w:t>
+      </w:r>
       <w:r>
         <w:rPr>
           <w:lang w:val="id_ID" w:bidi="id_ID"/>
         </w:rPr>
         <w:t>). Meskipun sosok ini mengklaim dirinya sebagai ilahi, menempatkan pemujaan dirinya di atas semua bentuk penyembahan lainnya (</w:t>
       </w:r>
-      <w:hyperlink r:id="rId77">
-        <w:r>
-          <w:rPr>
-            <w:lang w:val="id_ID" w:bidi="id_ID"/>
-          </w:rPr>
-          <w:rPr>
-            <w:color w:val="0000EE"/>
-            <w:u w:val="single"/>
-          </w:rPr>
-          <w:t>2Tes. 2:4</w:t>
-        </w:r>
-      </w:hyperlink>
+      <w:r>
+        <w:rPr>
+          <w:lang w:val="id_ID" w:bidi="id_ID"/>
+        </w:rPr>
+        <w:t>2Tes. 2:4</w:t>
+      </w:r>
       <w:r>
         <w:rPr>
           <w:lang w:val="id_ID" w:bidi="id_ID"/>
         </w:rPr>
         <w:t>), dan menerima kekuatan dari Setan (</w:t>
       </w:r>
-      <w:hyperlink r:id="rId75">
-        <w:r>
-          <w:rPr>
-            <w:lang w:val="id_ID" w:bidi="id_ID"/>
-          </w:rPr>
-          <w:rPr>
-            <w:color w:val="0000EE"/>
-            <w:u w:val="single"/>
-          </w:rPr>
-          <w:t>2Tes. 2:9</w:t>
-        </w:r>
-      </w:hyperlink>
+      <w:r>
+        <w:rPr>
+          <w:lang w:val="id_ID" w:bidi="id_ID"/>
+        </w:rPr>
+        <w:t>2Tes. 2:9</w:t>
+      </w:r>
       <w:r>
         <w:rPr>
           <w:lang w:val="id_ID" w:bidi="id_ID"/>
         </w:rPr>
         <w:t>), Tuhan Yesus akan menghancurkannya dengan mutlak dan sepenuhnya (</w:t>
       </w:r>
-      <w:hyperlink r:id="rId78">
-        <w:r>
-          <w:rPr>
-            <w:lang w:val="id_ID" w:bidi="id_ID"/>
-          </w:rPr>
-          <w:rPr>
-            <w:color w:val="0000EE"/>
-            <w:u w:val="single"/>
-          </w:rPr>
-          <w:t>Yes. 11:4</w:t>
-        </w:r>
-      </w:hyperlink>
+      <w:r>
+        <w:rPr>
+          <w:lang w:val="id_ID" w:bidi="id_ID"/>
+        </w:rPr>
+        <w:t>Yes. 11:4</w:t>
+      </w:r>
       <w:r>
         <w:rPr>
           <w:lang w:val="id_ID" w:bidi="id_ID"/>
         </w:rPr>
         <w:t>). • semarak-Nya: Ini merujuk pada epifani Kristus (</w:t>
       </w:r>
-      <w:hyperlink r:id="rId79">
-        <w:r>
-          <w:rPr>
-            <w:lang w:val="id_ID" w:bidi="id_ID"/>
-          </w:rPr>
-          <w:rPr>
-            <w:color w:val="0000EE"/>
-            <w:u w:val="single"/>
-          </w:rPr>
-          <w:t>1Tim. 6:14</w:t>
-        </w:r>
-      </w:hyperlink>
+      <w:r>
+        <w:rPr>
+          <w:lang w:val="id_ID" w:bidi="id_ID"/>
+        </w:rPr>
+        <w:t>1Tim. 6:14</w:t>
+      </w:r>
       <w:r>
         <w:rPr>
           <w:lang w:val="id_ID" w:bidi="id_ID"/>
         </w:rPr>
         <w:t xml:space="preserve">; </w:t>
       </w:r>
-      <w:hyperlink r:id="rId80">
-        <w:r>
-          <w:rPr>
-            <w:lang w:val="id_ID" w:bidi="id_ID"/>
-          </w:rPr>
-          <w:rPr>
-            <w:color w:val="0000EE"/>
-            <w:u w:val="single"/>
-          </w:rPr>
-          <w:t>2Tim. 1:10</w:t>
-        </w:r>
-      </w:hyperlink>
+      <w:r>
+        <w:rPr>
+          <w:lang w:val="id_ID" w:bidi="id_ID"/>
+        </w:rPr>
+        <w:t>2Tim. 1:10</w:t>
+      </w:r>
       <w:r>
         <w:rPr>
           <w:lang w:val="id_ID" w:bidi="id_ID"/>
         </w:rPr>
         <w:t xml:space="preserve">; </w:t>
       </w:r>
-      <w:hyperlink r:id="rId81">
-        <w:r>
-          <w:rPr>
-            <w:lang w:val="id_ID" w:bidi="id_ID"/>
-          </w:rPr>
-          <w:rPr>
-            <w:color w:val="0000EE"/>
-            <w:u w:val="single"/>
-          </w:rPr>
-          <w:t>4:1</w:t>
-        </w:r>
-      </w:hyperlink>
+      <w:r>
+        <w:rPr>
+          <w:lang w:val="id_ID" w:bidi="id_ID"/>
+        </w:rPr>
+        <w:t>4:1</w:t>
+      </w:r>
       <w:r>
         <w:rPr>
           <w:lang w:val="id_ID" w:bidi="id_ID"/>
         </w:rPr>
         <w:t xml:space="preserve">, </w:t>
       </w:r>
-      <w:hyperlink r:id="rId82">
-        <w:r>
-          <w:rPr>
-            <w:lang w:val="id_ID" w:bidi="id_ID"/>
-          </w:rPr>
-          <w:rPr>
-            <w:color w:val="0000EE"/>
-            <w:u w:val="single"/>
-          </w:rPr>
-          <w:t>8</w:t>
-        </w:r>
-      </w:hyperlink>
+      <w:r>
+        <w:rPr>
+          <w:lang w:val="id_ID" w:bidi="id_ID"/>
+        </w:rPr>
+        <w:t>8</w:t>
+      </w:r>
       <w:r>
         <w:rPr>
           <w:lang w:val="id_ID" w:bidi="id_ID"/>
         </w:rPr>
         <w:t xml:space="preserve">; </w:t>
       </w:r>
-      <w:hyperlink r:id="rId83">
-        <w:r>
-          <w:rPr>
-            <w:lang w:val="id_ID" w:bidi="id_ID"/>
-          </w:rPr>
-          <w:rPr>
-            <w:color w:val="0000EE"/>
-            <w:u w:val="single"/>
-          </w:rPr>
-          <w:t>Titus 2:13</w:t>
-        </w:r>
-      </w:hyperlink>
+      <w:r>
+        <w:rPr>
+          <w:lang w:val="id_ID" w:bidi="id_ID"/>
+        </w:rPr>
+        <w:t>Titus 2:13</w:t>
+      </w:r>
       <w:r>
         <w:rPr>
           <w:lang w:val="id_ID" w:bidi="id_ID"/>
         </w:rPr>
         <w:t>), deskripsi alternatif tentang kedatangan Kristus (</w:t>
       </w:r>
-      <w:hyperlink r:id="rId28">
-        <w:r>
-          <w:rPr>
-            <w:lang w:val="id_ID" w:bidi="id_ID"/>
-          </w:rPr>
-          <w:rPr>
-            <w:color w:val="0000EE"/>
-            <w:u w:val="single"/>
-          </w:rPr>
-          <w:t>2Tes. 2:1</w:t>
-        </w:r>
-      </w:hyperlink>
+      <w:r>
+        <w:rPr>
+          <w:lang w:val="id_ID" w:bidi="id_ID"/>
+        </w:rPr>
+        <w:t>2Tes. 2:1</w:t>
+      </w:r>
       <w:r>
         <w:rPr>
           <w:lang w:val="id_ID" w:bidi="id_ID"/>
         </w:rPr>
         <w:t xml:space="preserve">; </w:t>
       </w:r>
-      <w:hyperlink r:id="rId29">
-        <w:r>
-          <w:rPr>
-            <w:lang w:val="id_ID" w:bidi="id_ID"/>
-          </w:rPr>
-          <w:rPr>
-            <w:color w:val="0000EE"/>
-            <w:u w:val="single"/>
-          </w:rPr>
-          <w:t>1Tes. 2:19</w:t>
-        </w:r>
-      </w:hyperlink>
+      <w:r>
+        <w:rPr>
+          <w:lang w:val="id_ID" w:bidi="id_ID"/>
+        </w:rPr>
+        <w:t>1Tes. 2:19</w:t>
+      </w:r>
       <w:r>
         <w:rPr>
           <w:lang w:val="id_ID" w:bidi="id_ID"/>
         </w:rPr>
         <w:t xml:space="preserve">; </w:t>
       </w:r>
-      <w:hyperlink r:id="rId30">
-        <w:r>
-          <w:rPr>
-            <w:lang w:val="id_ID" w:bidi="id_ID"/>
-          </w:rPr>
-          <w:rPr>
-            <w:color w:val="0000EE"/>
-            <w:u w:val="single"/>
-          </w:rPr>
-          <w:t>3:13</w:t>
-        </w:r>
-      </w:hyperlink>
+      <w:r>
+        <w:rPr>
+          <w:lang w:val="id_ID" w:bidi="id_ID"/>
+        </w:rPr>
+        <w:t>3:13</w:t>
+      </w:r>
       <w:r>
         <w:rPr>
           <w:lang w:val="id_ID" w:bidi="id_ID"/>
         </w:rPr>
         <w:t xml:space="preserve">; </w:t>
       </w:r>
-      <w:hyperlink r:id="rId31">
-        <w:r>
-          <w:rPr>
-            <w:lang w:val="id_ID" w:bidi="id_ID"/>
-          </w:rPr>
-          <w:rPr>
-            <w:color w:val="0000EE"/>
-            <w:u w:val="single"/>
-          </w:rPr>
-          <w:t>4:15</w:t>
-        </w:r>
-      </w:hyperlink>
+      <w:r>
+        <w:rPr>
+          <w:lang w:val="id_ID" w:bidi="id_ID"/>
+        </w:rPr>
+        <w:t>4:15</w:t>
+      </w:r>
       <w:r>
         <w:rPr>
           <w:lang w:val="id_ID" w:bidi="id_ID"/>
         </w:rPr>
         <w:t xml:space="preserve">; </w:t>
       </w:r>
-      <w:hyperlink r:id="rId32">
-        <w:r>
-          <w:rPr>
-            <w:lang w:val="id_ID" w:bidi="id_ID"/>
-          </w:rPr>
-          <w:rPr>
-            <w:color w:val="0000EE"/>
-            <w:u w:val="single"/>
-          </w:rPr>
-          <w:t>5:23</w:t>
-        </w:r>
-      </w:hyperlink>
+      <w:r>
+        <w:rPr>
+          <w:lang w:val="id_ID" w:bidi="id_ID"/>
+        </w:rPr>
+        <w:t>5:23</w:t>
+      </w:r>
       <w:r>
         <w:rPr>
           <w:lang w:val="id_ID" w:bidi="id_ID"/>
         </w:rPr>
         <w:t>) atau penyataan diri (</w:t>
       </w:r>
-      <w:hyperlink r:id="rId84">
-        <w:r>
-          <w:rPr>
-            <w:lang w:val="id_ID" w:bidi="id_ID"/>
-          </w:rPr>
-          <w:rPr>
-            <w:color w:val="0000EE"/>
-            <w:u w:val="single"/>
-          </w:rPr>
-          <w:t>2Tes. 1:7</w:t>
-        </w:r>
-      </w:hyperlink>
+      <w:r>
+        <w:rPr>
+          <w:lang w:val="id_ID" w:bidi="id_ID"/>
+        </w:rPr>
+        <w:t>2Tes. 1:7</w:t>
+      </w:r>
       <w:r>
         <w:rPr>
           <w:lang w:val="id_ID" w:bidi="id_ID"/>
@@ -3196,108 +2596,72 @@
         </w:rPr>
         <w:t>-Nya, yang berarti "kehadiran," "kedatangan," atau "tiba" (</w:t>
       </w:r>
-      <w:hyperlink r:id="rId28">
-        <w:r>
-          <w:rPr>
-            <w:lang w:val="id_ID" w:bidi="id_ID"/>
-          </w:rPr>
-          <w:rPr>
-            <w:color w:val="0000EE"/>
-            <w:u w:val="single"/>
-          </w:rPr>
-          <w:t>2Tes. 2:1</w:t>
-        </w:r>
-      </w:hyperlink>
+      <w:r>
+        <w:rPr>
+          <w:lang w:val="id_ID" w:bidi="id_ID"/>
+        </w:rPr>
+        <w:t>2Tes. 2:1</w:t>
+      </w:r>
       <w:r>
         <w:rPr>
           <w:lang w:val="id_ID" w:bidi="id_ID"/>
         </w:rPr>
         <w:t xml:space="preserve">, </w:t>
       </w:r>
-      <w:hyperlink r:id="rId56">
-        <w:r>
-          <w:rPr>
-            <w:lang w:val="id_ID" w:bidi="id_ID"/>
-          </w:rPr>
-          <w:rPr>
-            <w:color w:val="0000EE"/>
-            <w:u w:val="single"/>
-          </w:rPr>
-          <w:t>8</w:t>
-        </w:r>
-      </w:hyperlink>
+      <w:r>
+        <w:rPr>
+          <w:lang w:val="id_ID" w:bidi="id_ID"/>
+        </w:rPr>
+        <w:t>8</w:t>
+      </w:r>
       <w:r>
         <w:rPr>
           <w:lang w:val="id_ID" w:bidi="id_ID"/>
         </w:rPr>
         <w:t xml:space="preserve">; </w:t>
       </w:r>
-      <w:hyperlink r:id="rId29">
-        <w:r>
-          <w:rPr>
-            <w:lang w:val="id_ID" w:bidi="id_ID"/>
-          </w:rPr>
-          <w:rPr>
-            <w:color w:val="0000EE"/>
-            <w:u w:val="single"/>
-          </w:rPr>
-          <w:t>1 Tesalonika 2:19</w:t>
-        </w:r>
-      </w:hyperlink>
+      <w:r>
+        <w:rPr>
+          <w:lang w:val="id_ID" w:bidi="id_ID"/>
+        </w:rPr>
+        <w:t>1 Tesalonika 2:19</w:t>
+      </w:r>
       <w:r>
         <w:rPr>
           <w:lang w:val="id_ID" w:bidi="id_ID"/>
         </w:rPr>
         <w:t xml:space="preserve">; </w:t>
       </w:r>
-      <w:hyperlink r:id="rId30">
-        <w:r>
-          <w:rPr>
-            <w:lang w:val="id_ID" w:bidi="id_ID"/>
-          </w:rPr>
-          <w:rPr>
-            <w:color w:val="0000EE"/>
-            <w:u w:val="single"/>
-          </w:rPr>
-          <w:t>3:13</w:t>
-        </w:r>
-      </w:hyperlink>
+      <w:r>
+        <w:rPr>
+          <w:lang w:val="id_ID" w:bidi="id_ID"/>
+        </w:rPr>
+        <w:t>3:13</w:t>
+      </w:r>
       <w:r>
         <w:rPr>
           <w:lang w:val="id_ID" w:bidi="id_ID"/>
         </w:rPr>
         <w:t xml:space="preserve">; </w:t>
       </w:r>
-      <w:hyperlink r:id="rId31">
-        <w:r>
-          <w:rPr>
-            <w:lang w:val="id_ID" w:bidi="id_ID"/>
-          </w:rPr>
-          <w:rPr>
-            <w:color w:val="0000EE"/>
-            <w:u w:val="single"/>
-          </w:rPr>
-          <w:t>4:15</w:t>
-        </w:r>
-      </w:hyperlink>
+      <w:r>
+        <w:rPr>
+          <w:lang w:val="id_ID" w:bidi="id_ID"/>
+        </w:rPr>
+        <w:t>4:15</w:t>
+      </w:r>
       <w:r>
         <w:rPr>
           <w:lang w:val="id_ID" w:bidi="id_ID"/>
         </w:rPr>
         <w:t xml:space="preserve">; </w:t>
       </w:r>
-      <w:hyperlink r:id="rId32">
-        <w:r>
-          <w:rPr>
-            <w:lang w:val="id_ID" w:bidi="id_ID"/>
-          </w:rPr>
-          <w:rPr>
-            <w:color w:val="0000EE"/>
-            <w:u w:val="single"/>
-          </w:rPr>
-          <w:t>5:23</w:t>
-        </w:r>
-      </w:hyperlink>
+      <w:r>
+        <w:rPr>
+          <w:lang w:val="id_ID" w:bidi="id_ID"/>
+        </w:rPr>
+        <w:t>5:23</w:t>
+      </w:r>
       <w:r>
         <w:rPr>
           <w:lang w:val="id_ID" w:bidi="id_ID"/>
@@ -3365,108 +2729,72 @@
         </w:rPr>
         <w:t>Sebagaimana terlihat di bagian lain dalam Kitab Suci (</w:t>
       </w:r>
-      <w:hyperlink r:id="rId85">
-        <w:r>
-          <w:rPr>
-            <w:lang w:val="id_ID" w:bidi="id_ID"/>
-          </w:rPr>
-          <w:rPr>
-            <w:color w:val="0000EE"/>
-            <w:u w:val="single"/>
-          </w:rPr>
-          <w:t>Kel. 9:12</w:t>
-        </w:r>
-      </w:hyperlink>
+      <w:r>
+        <w:rPr>
+          <w:lang w:val="id_ID" w:bidi="id_ID"/>
+        </w:rPr>
+        <w:t>Kel. 9:12</w:t>
+      </w:r>
       <w:r>
         <w:rPr>
           <w:lang w:val="id_ID" w:bidi="id_ID"/>
         </w:rPr>
         <w:t xml:space="preserve">; </w:t>
       </w:r>
-      <w:hyperlink r:id="rId86">
-        <w:r>
-          <w:rPr>
-            <w:lang w:val="id_ID" w:bidi="id_ID"/>
-          </w:rPr>
-          <w:rPr>
-            <w:color w:val="0000EE"/>
-            <w:u w:val="single"/>
-          </w:rPr>
-          <w:t>2Taw. 18:22</w:t>
-        </w:r>
-      </w:hyperlink>
+      <w:r>
+        <w:rPr>
+          <w:lang w:val="id_ID" w:bidi="id_ID"/>
+        </w:rPr>
+        <w:t>2Taw. 18:22</w:t>
+      </w:r>
       <w:r>
         <w:rPr>
           <w:lang w:val="id_ID" w:bidi="id_ID"/>
         </w:rPr>
         <w:t>), Allah terkadang membiarkan orang-orang terjerumus ke dalam dosa atau tipu daya yang mereka inginkan sebagai ganti kebenaran (</w:t>
       </w:r>
-      <w:hyperlink r:id="rId87">
-        <w:r>
-          <w:rPr>
-            <w:lang w:val="id_ID" w:bidi="id_ID"/>
-          </w:rPr>
-          <w:rPr>
-            <w:color w:val="0000EE"/>
-            <w:u w:val="single"/>
-          </w:rPr>
-          <w:t>Rom. 1:24</w:t>
-        </w:r>
-      </w:hyperlink>
+      <w:r>
+        <w:rPr>
+          <w:lang w:val="id_ID" w:bidi="id_ID"/>
+        </w:rPr>
+        <w:t>Rom. 1:24</w:t>
+      </w:r>
       <w:r>
         <w:rPr>
           <w:lang w:val="id_ID" w:bidi="id_ID"/>
         </w:rPr>
         <w:t xml:space="preserve">, </w:t>
       </w:r>
-      <w:hyperlink r:id="rId88">
-        <w:r>
-          <w:rPr>
-            <w:lang w:val="id_ID" w:bidi="id_ID"/>
-          </w:rPr>
-          <w:rPr>
-            <w:color w:val="0000EE"/>
-            <w:u w:val="single"/>
-          </w:rPr>
-          <w:t>26</w:t>
-        </w:r>
-      </w:hyperlink>
+      <w:r>
+        <w:rPr>
+          <w:lang w:val="id_ID" w:bidi="id_ID"/>
+        </w:rPr>
+        <w:t>26</w:t>
+      </w:r>
       <w:r>
         <w:rPr>
           <w:lang w:val="id_ID" w:bidi="id_ID"/>
         </w:rPr>
         <w:t xml:space="preserve">, </w:t>
       </w:r>
-      <w:hyperlink r:id="rId89">
-        <w:r>
-          <w:rPr>
-            <w:lang w:val="id_ID" w:bidi="id_ID"/>
-          </w:rPr>
-          <w:rPr>
-            <w:color w:val="0000EE"/>
-            <w:u w:val="single"/>
-          </w:rPr>
-          <w:t>28</w:t>
-        </w:r>
-      </w:hyperlink>
+      <w:r>
+        <w:rPr>
+          <w:lang w:val="id_ID" w:bidi="id_ID"/>
+        </w:rPr>
+        <w:t>28</w:t>
+      </w:r>
       <w:r>
         <w:rPr>
           <w:lang w:val="id_ID" w:bidi="id_ID"/>
         </w:rPr>
         <w:t xml:space="preserve">; </w:t>
       </w:r>
-      <w:hyperlink r:id="rId90">
-        <w:r>
-          <w:rPr>
-            <w:lang w:val="id_ID" w:bidi="id_ID"/>
-          </w:rPr>
-          <w:rPr>
-            <w:color w:val="0000EE"/>
-            <w:u w:val="single"/>
-          </w:rPr>
-          <w:t>11:8</w:t>
-        </w:r>
-      </w:hyperlink>
+      <w:r>
+        <w:rPr>
+          <w:lang w:val="id_ID" w:bidi="id_ID"/>
+        </w:rPr>
+        <w:t>11:8</w:t>
+      </w:r>
       <w:r>
         <w:rPr>
           <w:lang w:val="id_ID" w:bidi="id_ID"/>
@@ -3521,54 +2849,36 @@
         </w:rPr>
         <w:t xml:space="preserve">Mereka akan dihukum (lihat </w:t>
       </w:r>
-      <w:hyperlink r:id="rId91">
-        <w:r>
-          <w:rPr>
-            <w:lang w:val="id_ID" w:bidi="id_ID"/>
-          </w:rPr>
-          <w:rPr>
-            <w:color w:val="0000EE"/>
-            <w:u w:val="single"/>
-          </w:rPr>
-          <w:t>2Tes. 1:6–9</w:t>
-        </w:r>
-      </w:hyperlink>
+      <w:r>
+        <w:rPr>
+          <w:lang w:val="id_ID" w:bidi="id_ID"/>
+        </w:rPr>
+        <w:t>2Tes. 1:6–9</w:t>
+      </w:r>
       <w:r>
         <w:rPr>
           <w:lang w:val="id_ID" w:bidi="id_ID"/>
         </w:rPr>
         <w:t>) berdasarkan keputusan pengadilan Allah karena tidak mempercayai kebenaran (</w:t>
       </w:r>
-      <w:hyperlink r:id="rId92">
-        <w:r>
-          <w:rPr>
-            <w:lang w:val="id_ID" w:bidi="id_ID"/>
-          </w:rPr>
-          <w:rPr>
-            <w:color w:val="0000EE"/>
-            <w:u w:val="single"/>
-          </w:rPr>
-          <w:t>2Tes. 2:10</w:t>
-        </w:r>
-      </w:hyperlink>
+      <w:r>
+        <w:rPr>
+          <w:lang w:val="id_ID" w:bidi="id_ID"/>
+        </w:rPr>
+        <w:t>2Tes. 2:10</w:t>
+      </w:r>
       <w:r>
         <w:rPr>
           <w:lang w:val="id_ID" w:bidi="id_ID"/>
         </w:rPr>
         <w:t>), tetapi malah mempercayai kebohongan manusia pendurhaka (</w:t>
       </w:r>
-      <w:hyperlink r:id="rId93">
-        <w:r>
-          <w:rPr>
-            <w:lang w:val="id_ID" w:bidi="id_ID"/>
-          </w:rPr>
-          <w:rPr>
-            <w:color w:val="0000EE"/>
-            <w:u w:val="single"/>
-          </w:rPr>
-          <w:t>2Tes. 2:9–10</w:t>
-        </w:r>
-      </w:hyperlink>
+      <w:r>
+        <w:rPr>
+          <w:lang w:val="id_ID" w:bidi="id_ID"/>
+        </w:rPr>
+        <w:t>2Tes. 2:9–10</w:t>
+      </w:r>
       <w:r>
         <w:rPr>
           <w:lang w:val="id_ID" w:bidi="id_ID"/>
@@ -3629,144 +2939,96 @@
         </w:rPr>
         <w:t>: Allah memanggil orang-orang pilihan-Nya untuk datang kepada diri-Nya sendiri (</w:t>
       </w:r>
-      <w:hyperlink r:id="rId94">
-        <w:r>
-          <w:rPr>
-            <w:lang w:val="id_ID" w:bidi="id_ID"/>
-          </w:rPr>
-          <w:rPr>
-            <w:color w:val="0000EE"/>
-            <w:u w:val="single"/>
-          </w:rPr>
-          <w:t>2Tes. 1:11</w:t>
-        </w:r>
-      </w:hyperlink>
+      <w:r>
+        <w:rPr>
+          <w:lang w:val="id_ID" w:bidi="id_ID"/>
+        </w:rPr>
+        <w:t>2Tes. 1:11</w:t>
+      </w:r>
       <w:r>
         <w:rPr>
           <w:lang w:val="id_ID" w:bidi="id_ID"/>
         </w:rPr>
         <w:t xml:space="preserve">; </w:t>
       </w:r>
-      <w:hyperlink r:id="rId27">
-        <w:r>
-          <w:rPr>
-            <w:lang w:val="id_ID" w:bidi="id_ID"/>
-          </w:rPr>
-          <w:rPr>
-            <w:color w:val="0000EE"/>
-            <w:u w:val="single"/>
-          </w:rPr>
-          <w:t>1 Tes 2:12</w:t>
-        </w:r>
-      </w:hyperlink>
+      <w:r>
+        <w:rPr>
+          <w:lang w:val="id_ID" w:bidi="id_ID"/>
+        </w:rPr>
+        <w:t>1 Tes 2:12</w:t>
+      </w:r>
       <w:r>
         <w:rPr>
           <w:lang w:val="id_ID" w:bidi="id_ID"/>
         </w:rPr>
         <w:t xml:space="preserve">; </w:t>
       </w:r>
-      <w:hyperlink r:id="rId95">
-        <w:r>
-          <w:rPr>
-            <w:lang w:val="id_ID" w:bidi="id_ID"/>
-          </w:rPr>
-          <w:rPr>
-            <w:color w:val="0000EE"/>
-            <w:u w:val="single"/>
-          </w:rPr>
-          <w:t>4:7</w:t>
-        </w:r>
-      </w:hyperlink>
+      <w:r>
+        <w:rPr>
+          <w:lang w:val="id_ID" w:bidi="id_ID"/>
+        </w:rPr>
+        <w:t>4:7</w:t>
+      </w:r>
       <w:r>
         <w:rPr>
           <w:lang w:val="id_ID" w:bidi="id_ID"/>
         </w:rPr>
         <w:t xml:space="preserve">; </w:t>
       </w:r>
-      <w:hyperlink r:id="rId96">
-        <w:r>
-          <w:rPr>
-            <w:lang w:val="id_ID" w:bidi="id_ID"/>
-          </w:rPr>
-          <w:rPr>
-            <w:color w:val="0000EE"/>
-            <w:u w:val="single"/>
-          </w:rPr>
-          <w:t>5:24</w:t>
-        </w:r>
-      </w:hyperlink>
+      <w:r>
+        <w:rPr>
+          <w:lang w:val="id_ID" w:bidi="id_ID"/>
+        </w:rPr>
+        <w:t>5:24</w:t>
+      </w:r>
       <w:r>
         <w:rPr>
           <w:lang w:val="id_ID" w:bidi="id_ID"/>
         </w:rPr>
         <w:t>) melalui pemberitaan Kabar Baik. • Orang yang menderita karena iman mereka pada akhirnya akan mendapat bagian dalam kemuliaan Tuhan kita Yesus Kristus (</w:t>
       </w:r>
-      <w:hyperlink r:id="rId97">
-        <w:r>
-          <w:rPr>
-            <w:lang w:val="id_ID" w:bidi="id_ID"/>
-          </w:rPr>
-          <w:rPr>
-            <w:color w:val="0000EE"/>
-            <w:u w:val="single"/>
-          </w:rPr>
-          <w:t>Rm. 5:2</w:t>
-        </w:r>
-      </w:hyperlink>
+      <w:r>
+        <w:rPr>
+          <w:lang w:val="id_ID" w:bidi="id_ID"/>
+        </w:rPr>
+        <w:t>Rm. 5:2</w:t>
+      </w:r>
       <w:r>
         <w:rPr>
           <w:lang w:val="id_ID" w:bidi="id_ID"/>
         </w:rPr>
         <w:t xml:space="preserve">; </w:t>
       </w:r>
-      <w:hyperlink r:id="rId47">
-        <w:r>
-          <w:rPr>
-            <w:lang w:val="id_ID" w:bidi="id_ID"/>
-          </w:rPr>
-          <w:rPr>
-            <w:color w:val="0000EE"/>
-            <w:u w:val="single"/>
-          </w:rPr>
-          <w:t>8:17–18</w:t>
-        </w:r>
-      </w:hyperlink>
+      <w:r>
+        <w:rPr>
+          <w:lang w:val="id_ID" w:bidi="id_ID"/>
+        </w:rPr>
+        <w:t>8:17–18</w:t>
+      </w:r>
       <w:r>
         <w:rPr>
           <w:lang w:val="id_ID" w:bidi="id_ID"/>
         </w:rPr>
         <w:t xml:space="preserve">; </w:t>
       </w:r>
-      <w:hyperlink r:id="rId98">
-        <w:r>
-          <w:rPr>
-            <w:lang w:val="id_ID" w:bidi="id_ID"/>
-          </w:rPr>
-          <w:rPr>
-            <w:color w:val="0000EE"/>
-            <w:u w:val="single"/>
-          </w:rPr>
-          <w:t>Kol. 1:27</w:t>
-        </w:r>
-      </w:hyperlink>
+      <w:r>
+        <w:rPr>
+          <w:lang w:val="id_ID" w:bidi="id_ID"/>
+        </w:rPr>
+        <w:t>Kol. 1:27</w:t>
+      </w:r>
       <w:r>
         <w:rPr>
           <w:lang w:val="id_ID" w:bidi="id_ID"/>
         </w:rPr>
         <w:t xml:space="preserve">; </w:t>
       </w:r>
-      <w:hyperlink r:id="rId27">
-        <w:r>
-          <w:rPr>
-            <w:lang w:val="id_ID" w:bidi="id_ID"/>
-          </w:rPr>
-          <w:rPr>
-            <w:color w:val="0000EE"/>
-            <w:u w:val="single"/>
-          </w:rPr>
-          <w:t>1Tes. 2:12</w:t>
-        </w:r>
-      </w:hyperlink>
+      <w:r>
+        <w:rPr>
+          <w:lang w:val="id_ID" w:bidi="id_ID"/>
+        </w:rPr>
+        <w:t>1Tes. 2:12</w:t>
+      </w:r>
       <w:r>
         <w:rPr>
           <w:lang w:val="id_ID" w:bidi="id_ID"/>
@@ -3821,144 +3083,96 @@
         </w:rPr>
         <w:t>Sejak gereja Tesalonika didirikan, Paulus memperhatikan tentang keteguhan iman mereka (</w:t>
       </w:r>
-      <w:hyperlink r:id="rId99">
-        <w:r>
-          <w:rPr>
-            <w:lang w:val="id_ID" w:bidi="id_ID"/>
-          </w:rPr>
-          <w:rPr>
-            <w:color w:val="0000EE"/>
-            <w:u w:val="single"/>
-          </w:rPr>
-          <w:t>1Tes. 3:2</w:t>
-        </w:r>
-      </w:hyperlink>
+      <w:r>
+        <w:rPr>
+          <w:lang w:val="id_ID" w:bidi="id_ID"/>
+        </w:rPr>
+        <w:t>1Tes. 3:2</w:t>
+      </w:r>
       <w:r>
         <w:rPr>
           <w:lang w:val="id_ID" w:bidi="id_ID"/>
         </w:rPr>
         <w:t xml:space="preserve">, </w:t>
       </w:r>
-      <w:hyperlink r:id="rId100">
-        <w:r>
-          <w:rPr>
-            <w:lang w:val="id_ID" w:bidi="id_ID"/>
-          </w:rPr>
-          <w:rPr>
-            <w:color w:val="0000EE"/>
-            <w:u w:val="single"/>
-          </w:rPr>
-          <w:t>5</w:t>
-        </w:r>
-      </w:hyperlink>
+      <w:r>
+        <w:rPr>
+          <w:lang w:val="id_ID" w:bidi="id_ID"/>
+        </w:rPr>
+        <w:t>5</w:t>
+      </w:r>
       <w:r>
         <w:rPr>
           <w:lang w:val="id_ID" w:bidi="id_ID"/>
         </w:rPr>
         <w:t xml:space="preserve">, </w:t>
       </w:r>
-      <w:hyperlink r:id="rId101">
-        <w:r>
-          <w:rPr>
-            <w:lang w:val="id_ID" w:bidi="id_ID"/>
-          </w:rPr>
-          <w:rPr>
-            <w:color w:val="0000EE"/>
-            <w:u w:val="single"/>
-          </w:rPr>
-          <w:t>8</w:t>
-        </w:r>
-      </w:hyperlink>
+      <w:r>
+        <w:rPr>
+          <w:lang w:val="id_ID" w:bidi="id_ID"/>
+        </w:rPr>
+        <w:t>8</w:t>
+      </w:r>
       <w:r>
         <w:rPr>
           <w:lang w:val="id_ID" w:bidi="id_ID"/>
         </w:rPr>
         <w:t xml:space="preserve">; </w:t>
       </w:r>
-      <w:hyperlink r:id="rId102">
-        <w:r>
-          <w:rPr>
-            <w:lang w:val="id_ID" w:bidi="id_ID"/>
-          </w:rPr>
-          <w:rPr>
-            <w:color w:val="0000EE"/>
-            <w:u w:val="single"/>
-          </w:rPr>
-          <w:t>4:1–2</w:t>
-        </w:r>
-      </w:hyperlink>
+      <w:r>
+        <w:rPr>
+          <w:lang w:val="id_ID" w:bidi="id_ID"/>
+        </w:rPr>
+        <w:t>4:1–2</w:t>
+      </w:r>
       <w:r>
         <w:rPr>
           <w:lang w:val="id_ID" w:bidi="id_ID"/>
         </w:rPr>
         <w:t>) dan ketaatan mereka terhadap ajarannya (</w:t>
       </w:r>
-      <w:hyperlink r:id="rId103">
-        <w:r>
-          <w:rPr>
-            <w:lang w:val="id_ID" w:bidi="id_ID"/>
-          </w:rPr>
-          <w:rPr>
-            <w:color w:val="0000EE"/>
-            <w:u w:val="single"/>
-          </w:rPr>
-          <w:t>2Tes. 3:6</w:t>
-        </w:r>
-      </w:hyperlink>
+      <w:r>
+        <w:rPr>
+          <w:lang w:val="id_ID" w:bidi="id_ID"/>
+        </w:rPr>
+        <w:t>2Tes. 3:6</w:t>
+      </w:r>
       <w:r>
         <w:rPr>
           <w:lang w:val="id_ID" w:bidi="id_ID"/>
         </w:rPr>
         <w:t xml:space="preserve">; </w:t>
       </w:r>
-      <w:hyperlink r:id="rId104">
-        <w:r>
-          <w:rPr>
-            <w:lang w:val="id_ID" w:bidi="id_ID"/>
-          </w:rPr>
-          <w:rPr>
-            <w:color w:val="0000EE"/>
-            <w:u w:val="single"/>
-          </w:rPr>
-          <w:t>1Kor. 11:2</w:t>
-        </w:r>
-      </w:hyperlink>
+      <w:r>
+        <w:rPr>
+          <w:lang w:val="id_ID" w:bidi="id_ID"/>
+        </w:rPr>
+        <w:t>1Kor. 11:2</w:t>
+      </w:r>
       <w:r>
         <w:rPr>
           <w:lang w:val="id_ID" w:bidi="id_ID"/>
         </w:rPr>
         <w:t xml:space="preserve">; </w:t>
       </w:r>
-      <w:hyperlink r:id="rId105">
-        <w:r>
-          <w:rPr>
-            <w:lang w:val="id_ID" w:bidi="id_ID"/>
-          </w:rPr>
-          <w:rPr>
-            <w:color w:val="0000EE"/>
-            <w:u w:val="single"/>
-          </w:rPr>
-          <w:t>15:3</w:t>
-        </w:r>
-      </w:hyperlink>
+      <w:r>
+        <w:rPr>
+          <w:lang w:val="id_ID" w:bidi="id_ID"/>
+        </w:rPr>
+        <w:t>15:3</w:t>
+      </w:r>
       <w:r>
         <w:rPr>
           <w:lang w:val="id_ID" w:bidi="id_ID"/>
         </w:rPr>
         <w:t xml:space="preserve">; lihat </w:t>
       </w:r>
-      <w:hyperlink r:id="rId106">
-        <w:r>
-          <w:rPr>
-            <w:lang w:val="id_ID" w:bidi="id_ID"/>
-          </w:rPr>
-          <w:rPr>
-            <w:color w:val="0000EE"/>
-            <w:u w:val="single"/>
-          </w:rPr>
-          <w:t>Yudas 1:3</w:t>
-        </w:r>
-      </w:hyperlink>
+      <w:r>
+        <w:rPr>
+          <w:lang w:val="id_ID" w:bidi="id_ID"/>
+        </w:rPr>
+        <w:t>Yudas 1:3</w:t>
+      </w:r>
       <w:r>
         <w:rPr>
           <w:lang w:val="id_ID" w:bidi="id_ID"/>
@@ -4061,18 +3275,12 @@
         </w:rPr>
         <w:t>Doa Paulus mencerminkan tujuan kunjungan Timotius ke gereja tersebut—untuk menguatkan dan mendorong para jemaat di Tesalonika dalam iman mereka (</w:t>
       </w:r>
-      <w:hyperlink r:id="rId99">
-        <w:r>
-          <w:rPr>
-            <w:lang w:val="id_ID" w:bidi="id_ID"/>
-          </w:rPr>
-          <w:rPr>
-            <w:color w:val="0000EE"/>
-            <w:u w:val="single"/>
-          </w:rPr>
-          <w:t>1Tes. 3:2</w:t>
-        </w:r>
-      </w:hyperlink>
+      <w:r>
+        <w:rPr>
+          <w:lang w:val="id_ID" w:bidi="id_ID"/>
+        </w:rPr>
+        <w:t>1Tes. 3:2</w:t>
+      </w:r>
       <w:r>
         <w:rPr>
           <w:lang w:val="id_ID" w:bidi="id_ID"/>
@@ -4118,54 +3326,36 @@
         </w:rPr>
         <w:t xml:space="preserve"> mereka dalam menghadapi ketakutan dan keraguan (</w:t>
       </w:r>
-      <w:hyperlink r:id="rId107">
-        <w:r>
-          <w:rPr>
-            <w:lang w:val="id_ID" w:bidi="id_ID"/>
-          </w:rPr>
-          <w:rPr>
-            <w:color w:val="0000EE"/>
-            <w:u w:val="single"/>
-          </w:rPr>
-          <w:t>2.Tes 2:1–12</w:t>
-        </w:r>
-      </w:hyperlink>
+      <w:r>
+        <w:rPr>
+          <w:lang w:val="id_ID" w:bidi="id_ID"/>
+        </w:rPr>
+        <w:t>2.Tes 2:1–12</w:t>
+      </w:r>
       <w:r>
         <w:rPr>
           <w:lang w:val="id_ID" w:bidi="id_ID"/>
         </w:rPr>
         <w:t xml:space="preserve">; </w:t>
       </w:r>
-      <w:hyperlink r:id="rId108">
-        <w:r>
-          <w:rPr>
-            <w:lang w:val="id_ID" w:bidi="id_ID"/>
-          </w:rPr>
-          <w:rPr>
-            <w:color w:val="0000EE"/>
-            <w:u w:val="single"/>
-          </w:rPr>
-          <w:t>1Tes. 4:18</w:t>
-        </w:r>
-      </w:hyperlink>
+      <w:r>
+        <w:rPr>
+          <w:lang w:val="id_ID" w:bidi="id_ID"/>
+        </w:rPr>
+        <w:t>1Tes. 4:18</w:t>
+      </w:r>
       <w:r>
         <w:rPr>
           <w:lang w:val="id_ID" w:bidi="id_ID"/>
         </w:rPr>
         <w:t xml:space="preserve">; </w:t>
       </w:r>
-      <w:hyperlink r:id="rId109">
-        <w:r>
-          <w:rPr>
-            <w:lang w:val="id_ID" w:bidi="id_ID"/>
-          </w:rPr>
-          <w:rPr>
-            <w:color w:val="0000EE"/>
-            <w:u w:val="single"/>
-          </w:rPr>
-          <w:t>5:11</w:t>
-        </w:r>
-      </w:hyperlink>
+      <w:r>
+        <w:rPr>
+          <w:lang w:val="id_ID" w:bidi="id_ID"/>
+        </w:rPr>
+        <w:t>5:11</w:t>
+      </w:r>
       <w:r>
         <w:rPr>
           <w:lang w:val="id_ID" w:bidi="id_ID"/>
@@ -4220,54 +3410,36 @@
         </w:rPr>
         <w:t xml:space="preserve">Berdoalah: Doa agar Injil menyebar dengan cepat mengingatkan pada </w:t>
       </w:r>
-      <w:hyperlink r:id="rId110">
-        <w:r>
-          <w:rPr>
-            <w:lang w:val="id_ID" w:bidi="id_ID"/>
-          </w:rPr>
-          <w:rPr>
-            <w:color w:val="0000EE"/>
-            <w:u w:val="single"/>
-          </w:rPr>
-          <w:t>Mzm. 147:15</w:t>
-        </w:r>
-      </w:hyperlink>
+      <w:r>
+        <w:rPr>
+          <w:lang w:val="id_ID" w:bidi="id_ID"/>
+        </w:rPr>
+        <w:t>Mzm. 147:15</w:t>
+      </w:r>
       <w:r>
         <w:rPr>
           <w:lang w:val="id_ID" w:bidi="id_ID"/>
         </w:rPr>
         <w:t xml:space="preserve">. Paulus menggabungkan gambaran tersebut dengan rujukan pada pertandingan (lihat </w:t>
       </w:r>
-      <w:hyperlink r:id="rId111">
-        <w:r>
-          <w:rPr>
-            <w:lang w:val="id_ID" w:bidi="id_ID"/>
-          </w:rPr>
-          <w:rPr>
-            <w:color w:val="0000EE"/>
-            <w:u w:val="single"/>
-          </w:rPr>
-          <w:t>1Kor. 9:24–26</w:t>
-        </w:r>
-      </w:hyperlink>
+      <w:r>
+        <w:rPr>
+          <w:lang w:val="id_ID" w:bidi="id_ID"/>
+        </w:rPr>
+        <w:t>1Kor. 9:24–26</w:t>
+      </w:r>
       <w:r>
         <w:rPr>
           <w:lang w:val="id_ID" w:bidi="id_ID"/>
         </w:rPr>
         <w:t xml:space="preserve">; </w:t>
       </w:r>
-      <w:hyperlink r:id="rId112">
-        <w:r>
-          <w:rPr>
-            <w:lang w:val="id_ID" w:bidi="id_ID"/>
-          </w:rPr>
-          <w:rPr>
-            <w:color w:val="0000EE"/>
-            <w:u w:val="single"/>
-          </w:rPr>
-          <w:t>Gal. 2:2</w:t>
-        </w:r>
-      </w:hyperlink>
+      <w:r>
+        <w:rPr>
+          <w:lang w:val="id_ID" w:bidi="id_ID"/>
+        </w:rPr>
+        <w:t>Gal. 2:2</w:t>
+      </w:r>
       <w:r>
         <w:rPr>
           <w:lang w:val="id_ID" w:bidi="id_ID"/>
@@ -4322,54 +3494,36 @@
         </w:rPr>
         <w:t>Sebelum membahas topik terakhir dari surat ini (</w:t>
       </w:r>
-      <w:hyperlink r:id="rId113">
-        <w:r>
-          <w:rPr>
-            <w:lang w:val="id_ID" w:bidi="id_ID"/>
-          </w:rPr>
-          <w:rPr>
-            <w:color w:val="0000EE"/>
-            <w:u w:val="single"/>
-          </w:rPr>
-          <w:t>2Tes. 3:6–15</w:t>
-        </w:r>
-      </w:hyperlink>
+      <w:r>
+        <w:rPr>
+          <w:lang w:val="id_ID" w:bidi="id_ID"/>
+        </w:rPr>
+        <w:t>2Tes. 3:6–15</w:t>
+      </w:r>
       <w:r>
         <w:rPr>
           <w:lang w:val="id_ID" w:bidi="id_ID"/>
         </w:rPr>
         <w:t>), Paulus meminta doa (</w:t>
       </w:r>
-      <w:hyperlink r:id="rId114">
-        <w:r>
-          <w:rPr>
-            <w:lang w:val="id_ID" w:bidi="id_ID"/>
-          </w:rPr>
-          <w:rPr>
-            <w:color w:val="0000EE"/>
-            <w:u w:val="single"/>
-          </w:rPr>
-          <w:t>2Tes. 3:1–2</w:t>
-        </w:r>
-      </w:hyperlink>
+      <w:r>
+        <w:rPr>
+          <w:lang w:val="id_ID" w:bidi="id_ID"/>
+        </w:rPr>
+        <w:t>2Tes. 3:1–2</w:t>
+      </w:r>
       <w:r>
         <w:rPr>
           <w:lang w:val="id_ID" w:bidi="id_ID"/>
         </w:rPr>
         <w:t>) dan meyakinkan jemaat Tesalonika tentang pemeliharaan Allah dalam menghadapi kesulitan (</w:t>
       </w:r>
-      <w:hyperlink r:id="rId115">
-        <w:r>
-          <w:rPr>
-            <w:lang w:val="id_ID" w:bidi="id_ID"/>
-          </w:rPr>
-          <w:rPr>
-            <w:color w:val="0000EE"/>
-            <w:u w:val="single"/>
-          </w:rPr>
-          <w:t>2Tes. 3:3–5</w:t>
-        </w:r>
-      </w:hyperlink>
+      <w:r>
+        <w:rPr>
+          <w:lang w:val="id_ID" w:bidi="id_ID"/>
+        </w:rPr>
+        <w:t>2Tes. 3:3–5</w:t>
+      </w:r>
       <w:r>
         <w:rPr>
           <w:lang w:val="id_ID" w:bidi="id_ID"/>
@@ -4424,72 +3578,48 @@
         </w:rPr>
         <w:t>Paulus juga menderita demi Kabar Baik (</w:t>
       </w:r>
-      <w:hyperlink r:id="rId116">
-        <w:r>
-          <w:rPr>
-            <w:lang w:val="id_ID" w:bidi="id_ID"/>
-          </w:rPr>
-          <w:rPr>
-            <w:color w:val="0000EE"/>
-            <w:u w:val="single"/>
-          </w:rPr>
-          <w:t>2Kor. 6:5</w:t>
-        </w:r>
-      </w:hyperlink>
+      <w:r>
+        <w:rPr>
+          <w:lang w:val="id_ID" w:bidi="id_ID"/>
+        </w:rPr>
+        <w:t>2Kor. 6:5</w:t>
+      </w:r>
       <w:r>
         <w:rPr>
           <w:lang w:val="id_ID" w:bidi="id_ID"/>
         </w:rPr>
         <w:t xml:space="preserve">; </w:t>
       </w:r>
-      <w:hyperlink r:id="rId117">
-        <w:r>
-          <w:rPr>
-            <w:lang w:val="id_ID" w:bidi="id_ID"/>
-          </w:rPr>
-          <w:rPr>
-            <w:color w:val="0000EE"/>
-            <w:u w:val="single"/>
-          </w:rPr>
-          <w:t>11:23–26</w:t>
-        </w:r>
-      </w:hyperlink>
+      <w:r>
+        <w:rPr>
+          <w:lang w:val="id_ID" w:bidi="id_ID"/>
+        </w:rPr>
+        <w:t>11:23–26</w:t>
+      </w:r>
       <w:r>
         <w:rPr>
           <w:lang w:val="id_ID" w:bidi="id_ID"/>
         </w:rPr>
         <w:t xml:space="preserve">; </w:t>
       </w:r>
-      <w:hyperlink r:id="rId118">
-        <w:r>
-          <w:rPr>
-            <w:lang w:val="id_ID" w:bidi="id_ID"/>
-          </w:rPr>
-          <w:rPr>
-            <w:color w:val="0000EE"/>
-            <w:u w:val="single"/>
-          </w:rPr>
-          <w:t>1Tes. 2:2</w:t>
-        </w:r>
-      </w:hyperlink>
+      <w:r>
+        <w:rPr>
+          <w:lang w:val="id_ID" w:bidi="id_ID"/>
+        </w:rPr>
+        <w:t>1Tes. 2:2</w:t>
+      </w:r>
       <w:r>
         <w:rPr>
           <w:lang w:val="id_ID" w:bidi="id_ID"/>
         </w:rPr>
         <w:t xml:space="preserve">). Doanya meminta keselamatan menggemakan </w:t>
       </w:r>
-      <w:hyperlink r:id="rId119">
-        <w:r>
-          <w:rPr>
-            <w:lang w:val="id_ID" w:bidi="id_ID"/>
-          </w:rPr>
-          <w:rPr>
-            <w:color w:val="0000EE"/>
-            <w:u w:val="single"/>
-          </w:rPr>
-          <w:t>Yes. 25:4</w:t>
-        </w:r>
-      </w:hyperlink>
+      <w:r>
+        <w:rPr>
+          <w:lang w:val="id_ID" w:bidi="id_ID"/>
+        </w:rPr>
+        <w:t>Yes. 25:4</w:t>
+      </w:r>
       <w:r>
         <w:rPr>
           <w:lang w:val="id_ID" w:bidi="id_ID"/>
@@ -4557,72 +3687,48 @@
         </w:rPr>
         <w:t xml:space="preserve">; lihat </w:t>
       </w:r>
-      <w:hyperlink r:id="rId75">
-        <w:r>
-          <w:rPr>
-            <w:lang w:val="id_ID" w:bidi="id_ID"/>
-          </w:rPr>
-          <w:rPr>
-            <w:color w:val="0000EE"/>
-            <w:u w:val="single"/>
-          </w:rPr>
-          <w:t>2Tes. 2:9</w:t>
-        </w:r>
-      </w:hyperlink>
+      <w:r>
+        <w:rPr>
+          <w:lang w:val="id_ID" w:bidi="id_ID"/>
+        </w:rPr>
+        <w:t>2Tes. 2:9</w:t>
+      </w:r>
       <w:r>
         <w:rPr>
           <w:lang w:val="id_ID" w:bidi="id_ID"/>
         </w:rPr>
         <w:t xml:space="preserve">; bdk. </w:t>
       </w:r>
-      <w:hyperlink r:id="rId120">
-        <w:r>
-          <w:rPr>
-            <w:lang w:val="id_ID" w:bidi="id_ID"/>
-          </w:rPr>
-          <w:rPr>
-            <w:color w:val="0000EE"/>
-            <w:u w:val="single"/>
-          </w:rPr>
-          <w:t>2Tes. 1:4–6</w:t>
-        </w:r>
-      </w:hyperlink>
+      <w:r>
+        <w:rPr>
+          <w:lang w:val="id_ID" w:bidi="id_ID"/>
+        </w:rPr>
+        <w:t>2Tes. 1:4–6</w:t>
+      </w:r>
       <w:r>
         <w:rPr>
           <w:lang w:val="id_ID" w:bidi="id_ID"/>
         </w:rPr>
         <w:t xml:space="preserve">; </w:t>
       </w:r>
-      <w:hyperlink r:id="rId22">
-        <w:r>
-          <w:rPr>
-            <w:lang w:val="id_ID" w:bidi="id_ID"/>
-          </w:rPr>
-          <w:rPr>
-            <w:color w:val="0000EE"/>
-            <w:u w:val="single"/>
-          </w:rPr>
-          <w:t>1Tes. 1:6</w:t>
-        </w:r>
-      </w:hyperlink>
+      <w:r>
+        <w:rPr>
+          <w:lang w:val="id_ID" w:bidi="id_ID"/>
+        </w:rPr>
+        <w:t>1Tes. 1:6</w:t>
+      </w:r>
       <w:r>
         <w:rPr>
           <w:lang w:val="id_ID" w:bidi="id_ID"/>
         </w:rPr>
         <w:t xml:space="preserve">; </w:t>
       </w:r>
-      <w:hyperlink r:id="rId23">
-        <w:r>
-          <w:rPr>
-            <w:lang w:val="id_ID" w:bidi="id_ID"/>
-          </w:rPr>
-          <w:rPr>
-            <w:color w:val="0000EE"/>
-            <w:u w:val="single"/>
-          </w:rPr>
-          <w:t>2:14</w:t>
-        </w:r>
-      </w:hyperlink>
+      <w:r>
+        <w:rPr>
+          <w:lang w:val="id_ID" w:bidi="id_ID"/>
+        </w:rPr>
+        <w:t>2:14</w:t>
+      </w:r>
       <w:r>
         <w:rPr>
           <w:lang w:val="id_ID" w:bidi="id_ID"/>
@@ -4690,36 +3796,24 @@
         </w:rPr>
         <w:t>) hati mereka mencerminkan ungkapan dalam Perjanjian Lama (</w:t>
       </w:r>
-      <w:hyperlink r:id="rId121">
-        <w:r>
-          <w:rPr>
-            <w:lang w:val="id_ID" w:bidi="id_ID"/>
-          </w:rPr>
-          <w:rPr>
-            <w:color w:val="0000EE"/>
-            <w:u w:val="single"/>
-          </w:rPr>
-          <w:t>1Taw. 29:18</w:t>
-        </w:r>
-      </w:hyperlink>
+      <w:r>
+        <w:rPr>
+          <w:lang w:val="id_ID" w:bidi="id_ID"/>
+        </w:rPr>
+        <w:t>1Taw. 29:18</w:t>
+      </w:r>
       <w:r>
         <w:rPr>
           <w:lang w:val="id_ID" w:bidi="id_ID"/>
         </w:rPr>
         <w:t xml:space="preserve">; </w:t>
       </w:r>
-      <w:hyperlink r:id="rId122">
-        <w:r>
-          <w:rPr>
-            <w:lang w:val="id_ID" w:bidi="id_ID"/>
-          </w:rPr>
-          <w:rPr>
-            <w:color w:val="0000EE"/>
-            <w:u w:val="single"/>
-          </w:rPr>
-          <w:t>Ams. 23:19</w:t>
-        </w:r>
-      </w:hyperlink>
+      <w:r>
+        <w:rPr>
+          <w:lang w:val="id_ID" w:bidi="id_ID"/>
+        </w:rPr>
+        <w:t>Ams. 23:19</w:t>
+      </w:r>
       <w:r>
         <w:rPr>
           <w:lang w:val="id_ID" w:bidi="id_ID"/>
@@ -4774,162 +3868,108 @@
         </w:rPr>
         <w:t>Perintah Paulus diberikan melalui otoritas dari Tuhan Yesus Kristus (</w:t>
       </w:r>
-      <w:hyperlink r:id="rId123">
-        <w:r>
-          <w:rPr>
-            <w:lang w:val="id_ID" w:bidi="id_ID"/>
-          </w:rPr>
-          <w:rPr>
-            <w:color w:val="0000EE"/>
-            <w:u w:val="single"/>
-          </w:rPr>
-          <w:t>1Tes. 4:2</w:t>
-        </w:r>
-      </w:hyperlink>
+      <w:r>
+        <w:rPr>
+          <w:lang w:val="id_ID" w:bidi="id_ID"/>
+        </w:rPr>
+        <w:t>1Tes. 4:2</w:t>
+      </w:r>
       <w:r>
         <w:rPr>
           <w:lang w:val="id_ID" w:bidi="id_ID"/>
         </w:rPr>
         <w:t xml:space="preserve">). • Anggota gereja harus menjauhkan diri dari orang Kristen yang hidup dengan bermalas-malasan (lihat </w:t>
       </w:r>
-      <w:hyperlink r:id="rId124">
-        <w:r>
-          <w:rPr>
-            <w:lang w:val="id_ID" w:bidi="id_ID"/>
-          </w:rPr>
-          <w:rPr>
-            <w:color w:val="0000EE"/>
-            <w:u w:val="single"/>
-          </w:rPr>
-          <w:t>2Tes. 3:7</w:t>
-        </w:r>
-      </w:hyperlink>
+      <w:r>
+        <w:rPr>
+          <w:lang w:val="id_ID" w:bidi="id_ID"/>
+        </w:rPr>
+        <w:t>2Tes. 3:7</w:t>
+      </w:r>
       <w:r>
         <w:rPr>
           <w:lang w:val="id_ID" w:bidi="id_ID"/>
         </w:rPr>
         <w:t xml:space="preserve">, </w:t>
       </w:r>
-      <w:hyperlink r:id="rId125">
-        <w:r>
-          <w:rPr>
-            <w:lang w:val="id_ID" w:bidi="id_ID"/>
-          </w:rPr>
-          <w:rPr>
-            <w:color w:val="0000EE"/>
-            <w:u w:val="single"/>
-          </w:rPr>
-          <w:t>11–13</w:t>
-        </w:r>
-      </w:hyperlink>
+      <w:r>
+        <w:rPr>
+          <w:lang w:val="id_ID" w:bidi="id_ID"/>
+        </w:rPr>
+        <w:t>11–13</w:t>
+      </w:r>
       <w:r>
         <w:rPr>
           <w:lang w:val="id_ID" w:bidi="id_ID"/>
         </w:rPr>
         <w:t xml:space="preserve">; </w:t>
       </w:r>
-      <w:hyperlink r:id="rId126">
-        <w:r>
-          <w:rPr>
-            <w:lang w:val="id_ID" w:bidi="id_ID"/>
-          </w:rPr>
-          <w:rPr>
-            <w:color w:val="0000EE"/>
-            <w:u w:val="single"/>
-          </w:rPr>
-          <w:t>1Tes. 5:14</w:t>
-        </w:r>
-      </w:hyperlink>
+      <w:r>
+        <w:rPr>
+          <w:lang w:val="id_ID" w:bidi="id_ID"/>
+        </w:rPr>
+        <w:t>1Tes. 5:14</w:t>
+      </w:r>
       <w:r>
         <w:rPr>
           <w:lang w:val="id_ID" w:bidi="id_ID"/>
         </w:rPr>
         <w:t>). Menjauh dari orang malas akan memberikan pengaruh yang kuat kepada para pemalas itu (</w:t>
       </w:r>
-      <w:hyperlink r:id="rId127">
-        <w:r>
-          <w:rPr>
-            <w:lang w:val="id_ID" w:bidi="id_ID"/>
-          </w:rPr>
-          <w:rPr>
-            <w:color w:val="0000EE"/>
-            <w:u w:val="single"/>
-          </w:rPr>
-          <w:t>Mat. 18:17</w:t>
-        </w:r>
-      </w:hyperlink>
+      <w:r>
+        <w:rPr>
+          <w:lang w:val="id_ID" w:bidi="id_ID"/>
+        </w:rPr>
+        <w:t>Mat. 18:17</w:t>
+      </w:r>
       <w:r>
         <w:rPr>
           <w:lang w:val="id_ID" w:bidi="id_ID"/>
         </w:rPr>
         <w:t xml:space="preserve">; </w:t>
       </w:r>
-      <w:hyperlink r:id="rId128">
-        <w:r>
-          <w:rPr>
-            <w:lang w:val="id_ID" w:bidi="id_ID"/>
-          </w:rPr>
-          <w:rPr>
-            <w:color w:val="0000EE"/>
-            <w:u w:val="single"/>
-          </w:rPr>
-          <w:t>Rm. 16:17</w:t>
-        </w:r>
-      </w:hyperlink>
+      <w:r>
+        <w:rPr>
+          <w:lang w:val="id_ID" w:bidi="id_ID"/>
+        </w:rPr>
+        <w:t>Rm. 16:17</w:t>
+      </w:r>
       <w:r>
         <w:rPr>
           <w:lang w:val="id_ID" w:bidi="id_ID"/>
         </w:rPr>
         <w:t xml:space="preserve">; </w:t>
       </w:r>
-      <w:hyperlink r:id="rId129">
-        <w:r>
-          <w:rPr>
-            <w:lang w:val="id_ID" w:bidi="id_ID"/>
-          </w:rPr>
-          <w:rPr>
-            <w:color w:val="0000EE"/>
-            <w:u w:val="single"/>
-          </w:rPr>
-          <w:t>1Kor. 5:9–13</w:t>
-        </w:r>
-      </w:hyperlink>
+      <w:r>
+        <w:rPr>
+          <w:lang w:val="id_ID" w:bidi="id_ID"/>
+        </w:rPr>
+        <w:t>1Kor. 5:9–13</w:t>
+      </w:r>
       <w:r>
         <w:rPr>
           <w:lang w:val="id_ID" w:bidi="id_ID"/>
         </w:rPr>
         <w:t>), mendorong rasa malu (</w:t>
       </w:r>
-      <w:hyperlink r:id="rId130">
-        <w:r>
-          <w:rPr>
-            <w:lang w:val="id_ID" w:bidi="id_ID"/>
-          </w:rPr>
-          <w:rPr>
-            <w:color w:val="0000EE"/>
-            <w:u w:val="single"/>
-          </w:rPr>
-          <w:t>2Tes. 3:14</w:t>
-        </w:r>
-      </w:hyperlink>
+      <w:r>
+        <w:rPr>
+          <w:lang w:val="id_ID" w:bidi="id_ID"/>
+        </w:rPr>
+        <w:t>2Tes. 3:14</w:t>
+      </w:r>
       <w:r>
         <w:rPr>
           <w:lang w:val="id_ID" w:bidi="id_ID"/>
         </w:rPr>
         <w:t>) dan pertobatan, tetapi tidak sampai pada pengucilan (</w:t>
       </w:r>
-      <w:hyperlink r:id="rId131">
-        <w:r>
-          <w:rPr>
-            <w:lang w:val="id_ID" w:bidi="id_ID"/>
-          </w:rPr>
-          <w:rPr>
-            <w:color w:val="0000EE"/>
-            <w:u w:val="single"/>
-          </w:rPr>
-          <w:t>2Tes. 3:15</w:t>
-        </w:r>
-      </w:hyperlink>
+      <w:r>
+        <w:rPr>
+          <w:lang w:val="id_ID" w:bidi="id_ID"/>
+        </w:rPr>
+        <w:t>2Tes. 3:15</w:t>
+      </w:r>
       <w:r>
         <w:rPr>
           <w:lang w:val="id_ID" w:bidi="id_ID"/>
@@ -4984,36 +4024,24 @@
         </w:rPr>
         <w:t>Dalam surat sebelumnya, Paulus telah membahas masalah anggota gereja yang malas dan tidak mau bekerja (</w:t>
       </w:r>
-      <w:hyperlink r:id="rId132">
-        <w:r>
-          <w:rPr>
-            <w:lang w:val="id_ID" w:bidi="id_ID"/>
-          </w:rPr>
-          <w:rPr>
-            <w:color w:val="0000EE"/>
-            <w:u w:val="single"/>
-          </w:rPr>
-          <w:t>1Tes. 4:11–12</w:t>
-        </w:r>
-      </w:hyperlink>
+      <w:r>
+        <w:rPr>
+          <w:lang w:val="id_ID" w:bidi="id_ID"/>
+        </w:rPr>
+        <w:t>1Tes. 4:11–12</w:t>
+      </w:r>
       <w:r>
         <w:rPr>
           <w:lang w:val="id_ID" w:bidi="id_ID"/>
         </w:rPr>
         <w:t xml:space="preserve">; </w:t>
       </w:r>
-      <w:hyperlink r:id="rId126">
-        <w:r>
-          <w:rPr>
-            <w:lang w:val="id_ID" w:bidi="id_ID"/>
-          </w:rPr>
-          <w:rPr>
-            <w:color w:val="0000EE"/>
-            <w:u w:val="single"/>
-          </w:rPr>
-          <w:t>5:14</w:t>
-        </w:r>
-      </w:hyperlink>
+      <w:r>
+        <w:rPr>
+          <w:lang w:val="id_ID" w:bidi="id_ID"/>
+        </w:rPr>
+        <w:t>5:14</w:t>
+      </w:r>
       <w:r>
         <w:rPr>
           <w:lang w:val="id_ID" w:bidi="id_ID"/>
@@ -5068,36 +4096,24 @@
         </w:rPr>
         <w:t>Mengajar dengan cara memberi contoh sangat dihargai di dunia kuno. Paulus sendiri memberikan teladan dengan bekerja untuk memenuhi kebutuhannya sendiri (</w:t>
       </w:r>
-      <w:hyperlink r:id="rId133">
-        <w:r>
-          <w:rPr>
-            <w:lang w:val="id_ID" w:bidi="id_ID"/>
-          </w:rPr>
-          <w:rPr>
-            <w:color w:val="0000EE"/>
-            <w:u w:val="single"/>
-          </w:rPr>
-          <w:t>2Tes. 3:8</w:t>
-        </w:r>
-      </w:hyperlink>
+      <w:r>
+        <w:rPr>
+          <w:lang w:val="id_ID" w:bidi="id_ID"/>
+        </w:rPr>
+        <w:t>2Tes. 3:8</w:t>
+      </w:r>
       <w:r>
         <w:rPr>
           <w:lang w:val="id_ID" w:bidi="id_ID"/>
         </w:rPr>
         <w:t xml:space="preserve">; </w:t>
       </w:r>
-      <w:hyperlink r:id="rId134">
-        <w:r>
-          <w:rPr>
-            <w:lang w:val="id_ID" w:bidi="id_ID"/>
-          </w:rPr>
-          <w:rPr>
-            <w:color w:val="0000EE"/>
-            <w:u w:val="single"/>
-          </w:rPr>
-          <w:t>1Tes. 2:9</w:t>
-        </w:r>
-      </w:hyperlink>
+      <w:r>
+        <w:rPr>
+          <w:lang w:val="id_ID" w:bidi="id_ID"/>
+        </w:rPr>
+        <w:t>1Tes. 2:9</w:t>
+      </w:r>
       <w:r>
         <w:rPr>
           <w:lang w:val="id_ID" w:bidi="id_ID"/>
@@ -5152,108 +4168,72 @@
         </w:rPr>
         <w:t>tidak makan … dengan percuma: Meskipun Paulus mengajarkan bahwa pekerja di gereja Kristen dapat menerima upah untuk pekerjaan mereka (</w:t>
       </w:r>
-      <w:hyperlink r:id="rId135">
-        <w:r>
-          <w:rPr>
-            <w:lang w:val="id_ID" w:bidi="id_ID"/>
-          </w:rPr>
-          <w:rPr>
-            <w:color w:val="0000EE"/>
-            <w:u w:val="single"/>
-          </w:rPr>
-          <w:t>2Tes. 3:9</w:t>
-        </w:r>
-      </w:hyperlink>
+      <w:r>
+        <w:rPr>
+          <w:lang w:val="id_ID" w:bidi="id_ID"/>
+        </w:rPr>
+        <w:t>2Tes. 3:9</w:t>
+      </w:r>
       <w:r>
         <w:rPr>
           <w:lang w:val="id_ID" w:bidi="id_ID"/>
         </w:rPr>
         <w:t xml:space="preserve">; lihat </w:t>
       </w:r>
-      <w:hyperlink r:id="rId136">
-        <w:r>
-          <w:rPr>
-            <w:lang w:val="id_ID" w:bidi="id_ID"/>
-          </w:rPr>
-          <w:rPr>
-            <w:color w:val="0000EE"/>
-            <w:u w:val="single"/>
-          </w:rPr>
-          <w:t>Mat. 10:10</w:t>
-        </w:r>
-      </w:hyperlink>
+      <w:r>
+        <w:rPr>
+          <w:lang w:val="id_ID" w:bidi="id_ID"/>
+        </w:rPr>
+        <w:t>Mat. 10:10</w:t>
+      </w:r>
       <w:r>
         <w:rPr>
           <w:lang w:val="id_ID" w:bidi="id_ID"/>
         </w:rPr>
         <w:t xml:space="preserve">; </w:t>
       </w:r>
-      <w:hyperlink r:id="rId137">
-        <w:r>
-          <w:rPr>
-            <w:lang w:val="id_ID" w:bidi="id_ID"/>
-          </w:rPr>
-          <w:rPr>
-            <w:color w:val="0000EE"/>
-            <w:u w:val="single"/>
-          </w:rPr>
-          <w:t>1Kor. 9:7–14</w:t>
-        </w:r>
-      </w:hyperlink>
+      <w:r>
+        <w:rPr>
+          <w:lang w:val="id_ID" w:bidi="id_ID"/>
+        </w:rPr>
+        <w:t>1Kor. 9:7–14</w:t>
+      </w:r>
       <w:r>
         <w:rPr>
           <w:lang w:val="id_ID" w:bidi="id_ID"/>
         </w:rPr>
         <w:t xml:space="preserve">; </w:t>
       </w:r>
-      <w:hyperlink r:id="rId138">
-        <w:r>
-          <w:rPr>
-            <w:lang w:val="id_ID" w:bidi="id_ID"/>
-          </w:rPr>
-          <w:rPr>
-            <w:color w:val="0000EE"/>
-            <w:u w:val="single"/>
-          </w:rPr>
-          <w:t>1Tim. 5:17–18</w:t>
-        </w:r>
-      </w:hyperlink>
+      <w:r>
+        <w:rPr>
+          <w:lang w:val="id_ID" w:bidi="id_ID"/>
+        </w:rPr>
+        <w:t>1Tim. 5:17–18</w:t>
+      </w:r>
       <w:r>
         <w:rPr>
           <w:lang w:val="id_ID" w:bidi="id_ID"/>
         </w:rPr>
         <w:t>), ia tidak memanfaatkan hak istimewa tersebut (</w:t>
       </w:r>
-      <w:hyperlink r:id="rId134">
-        <w:r>
-          <w:rPr>
-            <w:lang w:val="id_ID" w:bidi="id_ID"/>
-          </w:rPr>
-          <w:rPr>
-            <w:color w:val="0000EE"/>
-            <w:u w:val="single"/>
-          </w:rPr>
-          <w:t>1Tes. 2:9</w:t>
-        </w:r>
-      </w:hyperlink>
+      <w:r>
+        <w:rPr>
+          <w:lang w:val="id_ID" w:bidi="id_ID"/>
+        </w:rPr>
+        <w:t>1Tes. 2:9</w:t>
+      </w:r>
       <w:r>
         <w:rPr>
           <w:lang w:val="id_ID" w:bidi="id_ID"/>
         </w:rPr>
         <w:t xml:space="preserve">; </w:t>
       </w:r>
-      <w:hyperlink r:id="rId139">
-        <w:r>
-          <w:rPr>
-            <w:lang w:val="id_ID" w:bidi="id_ID"/>
-          </w:rPr>
-          <w:rPr>
-            <w:color w:val="0000EE"/>
-            <w:u w:val="single"/>
-          </w:rPr>
-          <w:t>2Tes. 3:6–10</w:t>
-        </w:r>
-      </w:hyperlink>
+      <w:r>
+        <w:rPr>
+          <w:lang w:val="id_ID" w:bidi="id_ID"/>
+        </w:rPr>
+        <w:t>2Tes. 3:6–10</w:t>
+      </w:r>
       <w:r>
         <w:rPr>
           <w:lang w:val="id_ID" w:bidi="id_ID"/>
@@ -5308,18 +4288,12 @@
         </w:rPr>
         <w:t>Paulus telah menjaga jarak dari orang lain dalam budaya saat itu yang termotivasi untuk mengejar ketenaran dan uang (</w:t>
       </w:r>
-      <w:hyperlink r:id="rId140">
-        <w:r>
-          <w:rPr>
-            <w:lang w:val="id_ID" w:bidi="id_ID"/>
-          </w:rPr>
-          <w:rPr>
-            <w:color w:val="0000EE"/>
-            <w:u w:val="single"/>
-          </w:rPr>
-          <w:t>1Tes. 2:5</w:t>
-        </w:r>
-      </w:hyperlink>
+      <w:r>
+        <w:rPr>
+          <w:lang w:val="id_ID" w:bidi="id_ID"/>
+        </w:rPr>
+        <w:t>1Tes. 2:5</w:t>
+      </w:r>
       <w:r>
         <w:rPr>
           <w:lang w:val="id_ID" w:bidi="id_ID"/>
@@ -5374,54 +4348,36 @@
         </w:rPr>
         <w:t xml:space="preserve">Bekerja adalah cara yang tepat untuk mencari nafkah (lihat </w:t>
       </w:r>
-      <w:hyperlink r:id="rId141">
-        <w:r>
-          <w:rPr>
-            <w:lang w:val="id_ID" w:bidi="id_ID"/>
-          </w:rPr>
-          <w:rPr>
-            <w:color w:val="0000EE"/>
-            <w:u w:val="single"/>
-          </w:rPr>
-          <w:t>Kej. 3:17–19</w:t>
-        </w:r>
-      </w:hyperlink>
+      <w:r>
+        <w:rPr>
+          <w:lang w:val="id_ID" w:bidi="id_ID"/>
+        </w:rPr>
+        <w:t>Kej. 3:17–19</w:t>
+      </w:r>
       <w:r>
         <w:rPr>
           <w:lang w:val="id_ID" w:bidi="id_ID"/>
         </w:rPr>
         <w:t xml:space="preserve">; </w:t>
       </w:r>
-      <w:hyperlink r:id="rId142">
-        <w:r>
-          <w:rPr>
-            <w:lang w:val="id_ID" w:bidi="id_ID"/>
-          </w:rPr>
-          <w:rPr>
-            <w:color w:val="0000EE"/>
-            <w:u w:val="single"/>
-          </w:rPr>
-          <w:t>Mzm. 128:2</w:t>
-        </w:r>
-      </w:hyperlink>
+      <w:r>
+        <w:rPr>
+          <w:lang w:val="id_ID" w:bidi="id_ID"/>
+        </w:rPr>
+        <w:t>Mzm. 128:2</w:t>
+      </w:r>
       <w:r>
         <w:rPr>
           <w:lang w:val="id_ID" w:bidi="id_ID"/>
         </w:rPr>
         <w:t xml:space="preserve">; </w:t>
       </w:r>
-      <w:hyperlink r:id="rId143">
-        <w:r>
-          <w:rPr>
-            <w:lang w:val="id_ID" w:bidi="id_ID"/>
-          </w:rPr>
-          <w:rPr>
-            <w:color w:val="0000EE"/>
-            <w:u w:val="single"/>
-          </w:rPr>
-          <w:t>Ams. 10:4</w:t>
-        </w:r>
-      </w:hyperlink>
+      <w:r>
+        <w:rPr>
+          <w:lang w:val="id_ID" w:bidi="id_ID"/>
+        </w:rPr>
+        <w:t>Ams. 10:4</w:t>
+      </w:r>
       <w:r>
         <w:rPr>
           <w:lang w:val="id_ID" w:bidi="id_ID"/>
@@ -5476,54 +4432,36 @@
         </w:rPr>
         <w:t xml:space="preserve">Paulus menggaris bawahi kekuatan perintah dengan merujuk pada otoritas Tuhan Yesus (seperti dalam </w:t>
       </w:r>
-      <w:hyperlink r:id="rId103">
-        <w:r>
-          <w:rPr>
-            <w:lang w:val="id_ID" w:bidi="id_ID"/>
-          </w:rPr>
-          <w:rPr>
-            <w:color w:val="0000EE"/>
-            <w:u w:val="single"/>
-          </w:rPr>
-          <w:t>2Tes. 3:6</w:t>
-        </w:r>
-      </w:hyperlink>
+      <w:r>
+        <w:rPr>
+          <w:lang w:val="id_ID" w:bidi="id_ID"/>
+        </w:rPr>
+        <w:t>2Tes. 3:6</w:t>
+      </w:r>
       <w:r>
         <w:rPr>
           <w:lang w:val="id_ID" w:bidi="id_ID"/>
         </w:rPr>
         <w:t xml:space="preserve">; </w:t>
       </w:r>
-      <w:hyperlink r:id="rId102">
-        <w:r>
-          <w:rPr>
-            <w:lang w:val="id_ID" w:bidi="id_ID"/>
-          </w:rPr>
-          <w:rPr>
-            <w:color w:val="0000EE"/>
-            <w:u w:val="single"/>
-          </w:rPr>
-          <w:t>1Tes. 4:1–2</w:t>
-        </w:r>
-      </w:hyperlink>
+      <w:r>
+        <w:rPr>
+          <w:lang w:val="id_ID" w:bidi="id_ID"/>
+        </w:rPr>
+        <w:t>1Tes. 4:1–2</w:t>
+      </w:r>
       <w:r>
         <w:rPr>
           <w:lang w:val="id_ID" w:bidi="id_ID"/>
         </w:rPr>
         <w:t xml:space="preserve">). • tetap tenang: yaitu, menjalani kehidupan yang damai alih-alih terlibat dalam kegiatan yang mengganggu (lihat </w:t>
       </w:r>
-      <w:hyperlink r:id="rId144">
-        <w:r>
-          <w:rPr>
-            <w:lang w:val="id_ID" w:bidi="id_ID"/>
-          </w:rPr>
-          <w:rPr>
-            <w:color w:val="0000EE"/>
-            <w:u w:val="single"/>
-          </w:rPr>
-          <w:t>1Tes. 4:11</w:t>
-        </w:r>
-      </w:hyperlink>
+      <w:r>
+        <w:rPr>
+          <w:lang w:val="id_ID" w:bidi="id_ID"/>
+        </w:rPr>
+        <w:t>1Tes. 4:11</w:t>
+      </w:r>
       <w:r>
         <w:rPr>
           <w:lang w:val="id_ID" w:bidi="id_ID"/>
@@ -5578,54 +4516,36 @@
         </w:rPr>
         <w:t xml:space="preserve">Berbuat apa yang baik: Jemaat Tesalonika didorong untuk menjangkau dan membantu orang yang benar-benar membutuhkan (lihat </w:t>
       </w:r>
-      <w:hyperlink r:id="rId145">
-        <w:r>
-          <w:rPr>
-            <w:lang w:val="id_ID" w:bidi="id_ID"/>
-          </w:rPr>
-          <w:rPr>
-            <w:color w:val="0000EE"/>
-            <w:u w:val="single"/>
-          </w:rPr>
-          <w:t>Gal. 6:9–10</w:t>
-        </w:r>
-      </w:hyperlink>
+      <w:r>
+        <w:rPr>
+          <w:lang w:val="id_ID" w:bidi="id_ID"/>
+        </w:rPr>
+        <w:t>Gal. 6:9–10</w:t>
+      </w:r>
       <w:r>
         <w:rPr>
           <w:lang w:val="id_ID" w:bidi="id_ID"/>
         </w:rPr>
         <w:t>), bukan orang-orang yang malas dan hanya mau bergantung pada orang lain (</w:t>
       </w:r>
-      <w:hyperlink r:id="rId146">
-        <w:r>
-          <w:rPr>
-            <w:lang w:val="id_ID" w:bidi="id_ID"/>
-          </w:rPr>
-          <w:rPr>
-            <w:color w:val="0000EE"/>
-            <w:u w:val="single"/>
-          </w:rPr>
-          <w:t>2Tes. 3:7–8</w:t>
-        </w:r>
-      </w:hyperlink>
+      <w:r>
+        <w:rPr>
+          <w:lang w:val="id_ID" w:bidi="id_ID"/>
+        </w:rPr>
+        <w:t>2Tes. 3:7–8</w:t>
+      </w:r>
       <w:r>
         <w:rPr>
           <w:lang w:val="id_ID" w:bidi="id_ID"/>
         </w:rPr>
         <w:t xml:space="preserve">, </w:t>
       </w:r>
-      <w:hyperlink r:id="rId147">
-        <w:r>
-          <w:rPr>
-            <w:lang w:val="id_ID" w:bidi="id_ID"/>
-          </w:rPr>
-          <w:rPr>
-            <w:color w:val="0000EE"/>
-            <w:u w:val="single"/>
-          </w:rPr>
-          <w:t>10</w:t>
-        </w:r>
-      </w:hyperlink>
+      <w:r>
+        <w:rPr>
+          <w:lang w:val="id_ID" w:bidi="id_ID"/>
+        </w:rPr>
+        <w:t>10</w:t>
+      </w:r>
       <w:r>
         <w:rPr>
           <w:lang w:val="id_ID" w:bidi="id_ID"/>
@@ -5740,54 +4660,36 @@
         </w:rPr>
         <w:t>Janganlah anggap dia sebagai musuh: Di dunia kuno, hubungan sosial dengan musuh diputus dan tindakan hukuman dilakukan terhadap mereka. Paulus memperingatkan jemaat Tesalonika bahwa disiplin terhadap orang Kristen yang tidak taat (</w:t>
       </w:r>
-      <w:hyperlink r:id="rId130">
-        <w:r>
-          <w:rPr>
-            <w:lang w:val="id_ID" w:bidi="id_ID"/>
-          </w:rPr>
-          <w:rPr>
-            <w:color w:val="0000EE"/>
-            <w:u w:val="single"/>
-          </w:rPr>
-          <w:t>2Tes. 3:14</w:t>
-        </w:r>
-      </w:hyperlink>
+      <w:r>
+        <w:rPr>
+          <w:lang w:val="id_ID" w:bidi="id_ID"/>
+        </w:rPr>
+        <w:t>2Tes. 3:14</w:t>
+      </w:r>
       <w:r>
         <w:rPr>
           <w:lang w:val="id_ID" w:bidi="id_ID"/>
         </w:rPr>
         <w:t>) tidak boleh mengakibatkan serangan semacam ini. Sebaliknya, gereja harus memperlakukan mereka sebagai anggota keluarga, dengan harapan mereka akan memperbaiki perilaku mereka (</w:t>
       </w:r>
-      <w:hyperlink r:id="rId148">
-        <w:r>
-          <w:rPr>
-            <w:lang w:val="id_ID" w:bidi="id_ID"/>
-          </w:rPr>
-          <w:rPr>
-            <w:color w:val="0000EE"/>
-            <w:u w:val="single"/>
-          </w:rPr>
-          <w:t>1Tes. 5:12</w:t>
-        </w:r>
-      </w:hyperlink>
+      <w:r>
+        <w:rPr>
+          <w:lang w:val="id_ID" w:bidi="id_ID"/>
+        </w:rPr>
+        <w:t>1Tes. 5:12</w:t>
+      </w:r>
       <w:r>
         <w:rPr>
           <w:lang w:val="id_ID" w:bidi="id_ID"/>
         </w:rPr>
         <w:t xml:space="preserve">, </w:t>
       </w:r>
-      <w:hyperlink r:id="rId126">
-        <w:r>
-          <w:rPr>
-            <w:lang w:val="id_ID" w:bidi="id_ID"/>
-          </w:rPr>
-          <w:rPr>
-            <w:color w:val="0000EE"/>
-            <w:u w:val="single"/>
-          </w:rPr>
-          <w:t>14</w:t>
-        </w:r>
-      </w:hyperlink>
+      <w:r>
+        <w:rPr>
+          <w:lang w:val="id_ID" w:bidi="id_ID"/>
+        </w:rPr>
+        <w:t>14</w:t>
+      </w:r>
       <w:r>
         <w:rPr>
           <w:lang w:val="id_ID" w:bidi="id_ID"/>
@@ -5842,108 +4744,72 @@
         </w:rPr>
         <w:t xml:space="preserve">Doa terakhir ini mencerminkan berkat Yesus dalam </w:t>
       </w:r>
-      <w:hyperlink r:id="rId149">
-        <w:r>
-          <w:rPr>
-            <w:lang w:val="id_ID" w:bidi="id_ID"/>
-          </w:rPr>
-          <w:rPr>
-            <w:color w:val="0000EE"/>
-            <w:u w:val="single"/>
-          </w:rPr>
-          <w:t>Yohanes 14:27</w:t>
-        </w:r>
-      </w:hyperlink>
+      <w:r>
+        <w:rPr>
+          <w:lang w:val="id_ID" w:bidi="id_ID"/>
+        </w:rPr>
+        <w:t>Yohanes 14:27</w:t>
+      </w:r>
       <w:r>
         <w:rPr>
           <w:lang w:val="id_ID" w:bidi="id_ID"/>
         </w:rPr>
         <w:t xml:space="preserve"> (bdk. </w:t>
       </w:r>
-      <w:hyperlink r:id="rId150">
-        <w:r>
-          <w:rPr>
-            <w:lang w:val="id_ID" w:bidi="id_ID"/>
-          </w:rPr>
-          <w:rPr>
-            <w:color w:val="0000EE"/>
-            <w:u w:val="single"/>
-          </w:rPr>
-          <w:t>Bil. 6:26</w:t>
-        </w:r>
-      </w:hyperlink>
+      <w:r>
+        <w:rPr>
+          <w:lang w:val="id_ID" w:bidi="id_ID"/>
+        </w:rPr>
+        <w:t>Bil. 6:26</w:t>
+      </w:r>
       <w:r>
         <w:rPr>
           <w:lang w:val="id_ID" w:bidi="id_ID"/>
         </w:rPr>
         <w:t>) dan kontras dengan situasi yang dihadapi oleh para orang percaya di Tesalonika (</w:t>
       </w:r>
-      <w:hyperlink r:id="rId151">
-        <w:r>
-          <w:rPr>
-            <w:lang w:val="id_ID" w:bidi="id_ID"/>
-          </w:rPr>
-          <w:rPr>
-            <w:color w:val="0000EE"/>
-            <w:u w:val="single"/>
-          </w:rPr>
-          <w:t>2Tes. 1:4–10</w:t>
-        </w:r>
-      </w:hyperlink>
+      <w:r>
+        <w:rPr>
+          <w:lang w:val="id_ID" w:bidi="id_ID"/>
+        </w:rPr>
+        <w:t>2Tes. 1:4–10</w:t>
+      </w:r>
       <w:r>
         <w:rPr>
           <w:lang w:val="id_ID" w:bidi="id_ID"/>
         </w:rPr>
         <w:t xml:space="preserve">; </w:t>
       </w:r>
-      <w:hyperlink r:id="rId23">
-        <w:r>
-          <w:rPr>
-            <w:lang w:val="id_ID" w:bidi="id_ID"/>
-          </w:rPr>
-          <w:rPr>
-            <w:color w:val="0000EE"/>
-            <w:u w:val="single"/>
-          </w:rPr>
-          <w:t>1Tes. 2:14</w:t>
-        </w:r>
-      </w:hyperlink>
+      <w:r>
+        <w:rPr>
+          <w:lang w:val="id_ID" w:bidi="id_ID"/>
+        </w:rPr>
+        <w:t>1Tes. 2:14</w:t>
+      </w:r>
       <w:r>
         <w:rPr>
           <w:lang w:val="id_ID" w:bidi="id_ID"/>
         </w:rPr>
         <w:t>). Paulus selalu menyadari kehadiran Tuhan Yesus bersama umat-Nya (</w:t>
       </w:r>
-      <w:hyperlink r:id="rId152">
-        <w:r>
-          <w:rPr>
-            <w:lang w:val="id_ID" w:bidi="id_ID"/>
-          </w:rPr>
-          <w:rPr>
-            <w:color w:val="0000EE"/>
-            <w:u w:val="single"/>
-          </w:rPr>
-          <w:t>Rm. 15:33</w:t>
-        </w:r>
-      </w:hyperlink>
+      <w:r>
+        <w:rPr>
+          <w:lang w:val="id_ID" w:bidi="id_ID"/>
+        </w:rPr>
+        <w:t>Rm. 15:33</w:t>
+      </w:r>
       <w:r>
         <w:rPr>
           <w:lang w:val="id_ID" w:bidi="id_ID"/>
         </w:rPr>
         <w:t xml:space="preserve">; </w:t>
       </w:r>
-      <w:hyperlink r:id="rId153">
-        <w:r>
-          <w:rPr>
-            <w:lang w:val="id_ID" w:bidi="id_ID"/>
-          </w:rPr>
-          <w:rPr>
-            <w:color w:val="0000EE"/>
-            <w:u w:val="single"/>
-          </w:rPr>
-          <w:t>Fil 4:9</w:t>
-        </w:r>
-      </w:hyperlink>
+      <w:r>
+        <w:rPr>
+          <w:lang w:val="id_ID" w:bidi="id_ID"/>
+        </w:rPr>
+        <w:t>Fil 4:9</w:t>
+      </w:r>
       <w:r>
         <w:rPr>
           <w:lang w:val="id_ID" w:bidi="id_ID"/>
@@ -5998,126 +4864,84 @@
         </w:rPr>
         <w:t>Seorang juru tulis menuliskan surat ini untuk Paulus (</w:t>
       </w:r>
-      <w:hyperlink r:id="rId154">
-        <w:r>
-          <w:rPr>
-            <w:lang w:val="id_ID" w:bidi="id_ID"/>
-          </w:rPr>
-          <w:rPr>
-            <w:color w:val="0000EE"/>
-            <w:u w:val="single"/>
-          </w:rPr>
-          <w:t>Rm. 16:22</w:t>
-        </w:r>
-      </w:hyperlink>
+      <w:r>
+        <w:rPr>
+          <w:lang w:val="id_ID" w:bidi="id_ID"/>
+        </w:rPr>
+        <w:t>Rm. 16:22</w:t>
+      </w:r>
       <w:r>
         <w:rPr>
           <w:lang w:val="id_ID" w:bidi="id_ID"/>
         </w:rPr>
         <w:t xml:space="preserve">; </w:t>
       </w:r>
-      <w:hyperlink r:id="rId155">
-        <w:r>
-          <w:rPr>
-            <w:lang w:val="id_ID" w:bidi="id_ID"/>
-          </w:rPr>
-          <w:rPr>
-            <w:color w:val="0000EE"/>
-            <w:u w:val="single"/>
-          </w:rPr>
-          <w:t>1Ptr. 5:12</w:t>
-        </w:r>
-      </w:hyperlink>
+      <w:r>
+        <w:rPr>
+          <w:lang w:val="id_ID" w:bidi="id_ID"/>
+        </w:rPr>
+        <w:t>1Ptr. 5:12</w:t>
+      </w:r>
       <w:r>
         <w:rPr>
           <w:lang w:val="id_ID" w:bidi="id_ID"/>
         </w:rPr>
         <w:t xml:space="preserve">). Sekarang Paulus mengambil pena untuk menambahkan salam terakhir dengan tangannya sendiri (bdk. </w:t>
       </w:r>
-      <w:hyperlink r:id="rId156">
-        <w:r>
-          <w:rPr>
-            <w:lang w:val="id_ID" w:bidi="id_ID"/>
-          </w:rPr>
-          <w:rPr>
-            <w:color w:val="0000EE"/>
-            <w:u w:val="single"/>
-          </w:rPr>
-          <w:t>1Kor. 16:21</w:t>
-        </w:r>
-      </w:hyperlink>
+      <w:r>
+        <w:rPr>
+          <w:lang w:val="id_ID" w:bidi="id_ID"/>
+        </w:rPr>
+        <w:t>1Kor. 16:21</w:t>
+      </w:r>
       <w:r>
         <w:rPr>
           <w:lang w:val="id_ID" w:bidi="id_ID"/>
         </w:rPr>
         <w:t xml:space="preserve">; </w:t>
       </w:r>
-      <w:hyperlink r:id="rId157">
-        <w:r>
-          <w:rPr>
-            <w:lang w:val="id_ID" w:bidi="id_ID"/>
-          </w:rPr>
-          <w:rPr>
-            <w:color w:val="0000EE"/>
-            <w:u w:val="single"/>
-          </w:rPr>
-          <w:t>Gal. 6:11</w:t>
-        </w:r>
-      </w:hyperlink>
+      <w:r>
+        <w:rPr>
+          <w:lang w:val="id_ID" w:bidi="id_ID"/>
+        </w:rPr>
+        <w:t>Gal. 6:11</w:t>
+      </w:r>
       <w:r>
         <w:rPr>
           <w:lang w:val="id_ID" w:bidi="id_ID"/>
         </w:rPr>
         <w:t xml:space="preserve">; </w:t>
       </w:r>
-      <w:hyperlink r:id="rId158">
-        <w:r>
-          <w:rPr>
-            <w:lang w:val="id_ID" w:bidi="id_ID"/>
-          </w:rPr>
-          <w:rPr>
-            <w:color w:val="0000EE"/>
-            <w:u w:val="single"/>
-          </w:rPr>
-          <w:t>Kol. 4:18</w:t>
-        </w:r>
-      </w:hyperlink>
+      <w:r>
+        <w:rPr>
+          <w:lang w:val="id_ID" w:bidi="id_ID"/>
+        </w:rPr>
+        <w:t>Kol. 4:18</w:t>
+      </w:r>
       <w:r>
         <w:rPr>
           <w:lang w:val="id_ID" w:bidi="id_ID"/>
         </w:rPr>
         <w:t xml:space="preserve">; </w:t>
       </w:r>
-      <w:hyperlink r:id="rId159">
-        <w:r>
-          <w:rPr>
-            <w:lang w:val="id_ID" w:bidi="id_ID"/>
-          </w:rPr>
-          <w:rPr>
-            <w:color w:val="0000EE"/>
-            <w:u w:val="single"/>
-          </w:rPr>
-          <w:t>Flm. 1:19</w:t>
-        </w:r>
-      </w:hyperlink>
+      <w:r>
+        <w:rPr>
+          <w:lang w:val="id_ID" w:bidi="id_ID"/>
+        </w:rPr>
+        <w:t>Flm. 1:19</w:t>
+      </w:r>
       <w:r>
         <w:rPr>
           <w:lang w:val="id_ID" w:bidi="id_ID"/>
         </w:rPr>
         <w:t>). Karena ia curiga ada surat yang beredar atas namanya, padahal bukan Paulus yang menulisnya (</w:t>
       </w:r>
-      <w:hyperlink r:id="rId41">
-        <w:r>
-          <w:rPr>
-            <w:lang w:val="id_ID" w:bidi="id_ID"/>
-          </w:rPr>
-          <w:rPr>
-            <w:color w:val="0000EE"/>
-            <w:u w:val="single"/>
-          </w:rPr>
-          <w:t>2Tes. 2:2</w:t>
-        </w:r>
-      </w:hyperlink>
+      <w:r>
+        <w:rPr>
+          <w:lang w:val="id_ID" w:bidi="id_ID"/>
+        </w:rPr>
+        <w:t>2Tes. 2:2</w:t>
+      </w:r>
       <w:r>
         <w:rPr>
           <w:lang w:val="id_ID" w:bidi="id_ID"/>
@@ -6172,18 +4996,12 @@
         </w:rPr>
         <w:t xml:space="preserve">Surat-surat pada zaman kuno biasanya diakhiri dengan harapan mendoakan kesehatan atau kemakmuran, tetapi berkat dari Paulus jauh lebih agung: Ia memohon kepada Tuhan Yesus Kristus untuk memberikan kasih karunia kepada para penerimanya (lihat </w:t>
       </w:r>
-      <w:hyperlink r:id="rId160">
-        <w:r>
-          <w:rPr>
-            <w:lang w:val="id_ID" w:bidi="id_ID"/>
-          </w:rPr>
-          <w:rPr>
-            <w:color w:val="0000EE"/>
-            <w:u w:val="single"/>
-          </w:rPr>
-          <w:t>1Tes. 5:28</w:t>
-        </w:r>
-      </w:hyperlink>
+      <w:r>
+        <w:rPr>
+          <w:lang w:val="id_ID" w:bidi="id_ID"/>
+        </w:rPr>
+        <w:t>1Tes. 5:28</w:t>
+      </w:r>
       <w:r>
         <w:rPr>
           <w:lang w:val="id_ID" w:bidi="id_ID"/>
